--- a/docs/en/design/07_Basic Design_Legal Action Guidance.docx
+++ b/docs/en/design/07_Basic Design_Legal Action Guidance.docx
@@ -296,7 +296,7 @@
         <w:rPr>
           <w:rFonts w:ascii="Calibri" w:eastAsia="Yu Gothic" w:hAnsi="Calibri"/>
         </w:rPr>
-        <w:t xml:space="preserve">The decisions received are as in the following table (the decisions, items to be investigated, and open items of Design Plan Edition 2, and omissions found in the item breakdown).</w:t>
+        <w:t xml:space="preserve">The decisions received are as in the following table (the decisions, items to be investigated, and open items of Design Plan Edition 2, and omissions found in the item breakdown). The texts of the Design Plan's decisions, items to be investigated, and open items are per Chapter 13, 1.2 “Mapping from Design Plan decisions to the Outline Design Document and basic design” and the destination table of the Outline Design Document (not reproduced in this chapter; only the numbers and the omissions found in the item breakdown are listed).</w:t>
       </w:r>
     </w:p>
     <w:tbl>
@@ -313,8 +313,8 @@
       </w:tblPr>
       <w:tblGrid>
         <w:gridCol w:w="1010"/>
-        <w:gridCol w:w="1609"/>
-        <w:gridCol w:w="7019"/>
+        <w:gridCol w:w="2999"/>
+        <w:gridCol w:w="5629"/>
       </w:tblGrid>
       <w:tr>
         <w:trPr>
@@ -358,7 +358,7 @@
         </w:tc>
         <w:tc>
           <w:tcPr>
-            <w:tcW w:type="dxa" w:w="1609"/>
+            <w:tcW w:type="dxa" w:w="2999"/>
             <w:tcBorders>
               <w:top w:val="single" w:color="A6B8D0" w:sz="4"/>
               <w:left w:val="single" w:color="A6B8D0" w:sz="4"/>
@@ -393,7 +393,7 @@
         </w:tc>
         <w:tc>
           <w:tcPr>
-            <w:tcW w:type="dxa" w:w="7019"/>
+            <w:tcW w:type="dxa" w:w="5629"/>
             <w:tcBorders>
               <w:top w:val="single" w:color="A6B8D0" w:sz="4"/>
               <w:left w:val="single" w:color="A6B8D0" w:sz="4"/>
@@ -462,13 +462,13 @@
                 <w:sz w:val="18"/>
                 <w:szCs w:val="18"/>
               </w:rPr>
-              <w:t xml:space="preserve">D-2-6</w:t>
-            </w:r>
-          </w:p>
-        </w:tc>
-        <w:tc>
-          <w:tcPr>
-            <w:tcW w:type="dxa" w:w="1609"/>
+              <w:t xml:space="preserve">A-12</w:t>
+            </w:r>
+          </w:p>
+        </w:tc>
+        <w:tc>
+          <w:tcPr>
+            <w:tcW w:type="dxa" w:w="2999"/>
             <w:tcBorders>
               <w:top w:val="single" w:color="A6B8D0" w:sz="4"/>
               <w:left w:val="single" w:color="A6B8D0" w:sz="4"/>
@@ -496,13 +496,13 @@
                 <w:sz w:val="18"/>
                 <w:szCs w:val="18"/>
               </w:rPr>
-              <w:t xml:space="preserve">Decision</w:t>
-            </w:r>
-          </w:p>
-        </w:tc>
-        <w:tc>
-          <w:tcPr>
-            <w:tcW w:type="dxa" w:w="7019"/>
+              <w:t xml:space="preserve">Omission found in the item breakdown</w:t>
+            </w:r>
+          </w:p>
+        </w:tc>
+        <w:tc>
+          <w:tcPr>
+            <w:tcW w:type="dxa" w:w="5629"/>
             <w:tcBorders>
               <w:top w:val="single" w:color="A6B8D0" w:sz="4"/>
               <w:left w:val="single" w:color="A6B8D0" w:sz="4"/>
@@ -530,7 +530,7 @@
                 <w:sz w:val="18"/>
                 <w:szCs w:val="18"/>
               </w:rPr>
-              <w:t xml:space="preserve">Representation in legal proceedings and legal judgment are not performed</w:t>
+              <w:t xml:space="preserve">Handling of joint action and priority targets in Section 8 of the Draft Project Proposal</w:t>
             </w:r>
           </w:p>
         </w:tc>
@@ -570,13 +570,13 @@
                 <w:sz w:val="18"/>
                 <w:szCs w:val="18"/>
               </w:rPr>
-              <w:t xml:space="preserve">D-9-7</w:t>
-            </w:r>
-          </w:p>
-        </w:tc>
-        <w:tc>
-          <w:tcPr>
-            <w:tcW w:type="dxa" w:w="1609"/>
+              <w:t xml:space="preserve">A-16</w:t>
+            </w:r>
+          </w:p>
+        </w:tc>
+        <w:tc>
+          <w:tcPr>
+            <w:tcW w:type="dxa" w:w="2999"/>
             <w:tcBorders>
               <w:top w:val="single" w:color="A6B8D0" w:sz="4"/>
               <w:left w:val="single" w:color="A6B8D0" w:sz="4"/>
@@ -604,13 +604,13 @@
                 <w:sz w:val="18"/>
                 <w:szCs w:val="18"/>
               </w:rPr>
-              <w:t xml:space="preserve">Decision</w:t>
-            </w:r>
-          </w:p>
-        </w:tc>
-        <w:tc>
-          <w:tcPr>
-            <w:tcW w:type="dxa" w:w="7019"/>
+              <w:t xml:space="preserve">Omission found in the item breakdown</w:t>
+            </w:r>
+          </w:p>
+        </w:tc>
+        <w:tc>
+          <w:tcPr>
+            <w:tcW w:type="dxa" w:w="5629"/>
             <w:tcBorders>
               <w:top w:val="single" w:color="A6B8D0" w:sz="4"/>
               <w:left w:val="single" w:color="A6B8D0" w:sz="4"/>
@@ -638,7 +638,7 @@
                 <w:sz w:val="18"/>
                 <w:szCs w:val="18"/>
               </w:rPr>
-              <w:t xml:space="preserve">The location of the server is taken to be ascertainable by investigation; if it cannot be ascertained, action is abandoned</w:t>
+              <w:t xml:space="preserve">Unauthorized practice of law (handled by Legal)</w:t>
             </w:r>
           </w:p>
         </w:tc>
@@ -666,365 +666,41 @@
           </w:tcPr>
           <w:p>
             <w:pPr>
-              <w:keepNext/>
-              <w:keepLines/>
-              <w:spacing w:after="0" w:before="0" w:line="280"/>
-            </w:pPr>
-            <w:r>
-              <w:rPr>
-                <w:rFonts w:ascii="Calibri" w:eastAsia="Yu Gothic" w:hAnsi="Calibri"/>
-                <w:b w:val="false"/>
-                <w:bCs w:val="false"/>
-                <w:sz w:val="18"/>
-                <w:szCs w:val="18"/>
-              </w:rPr>
-              <w:t xml:space="preserve">D-11-1</w:t>
-            </w:r>
-          </w:p>
-        </w:tc>
-        <w:tc>
-          <w:tcPr>
-            <w:tcW w:type="dxa" w:w="1609"/>
-            <w:tcBorders>
-              <w:top w:val="single" w:color="A6B8D0" w:sz="4"/>
-              <w:left w:val="single" w:color="A6B8D0" w:sz="4"/>
-              <w:bottom w:val="single" w:color="A6B8D0" w:sz="4"/>
-              <w:right w:val="single" w:color="A6B8D0" w:sz="4"/>
-            </w:tcBorders>
-            <w:tcMar>
-              <w:top w:type="dxa" w:w="50"/>
-              <w:left w:type="dxa" w:w="90"/>
-              <w:bottom w:type="dxa" w:w="50"/>
-              <w:right w:type="dxa" w:w="90"/>
-            </w:tcMar>
-          </w:tcPr>
-          <w:p>
-            <w:pPr>
-              <w:keepNext/>
-              <w:keepLines/>
-              <w:spacing w:after="0" w:before="0" w:line="280"/>
-            </w:pPr>
-            <w:r>
-              <w:rPr>
-                <w:rFonts w:ascii="Calibri" w:eastAsia="Yu Gothic" w:hAnsi="Calibri"/>
-                <w:b w:val="false"/>
-                <w:bCs w:val="false"/>
-                <w:sz w:val="18"/>
-                <w:szCs w:val="18"/>
-              </w:rPr>
-              <w:t xml:space="preserve">Decision</w:t>
-            </w:r>
-          </w:p>
-        </w:tc>
-        <w:tc>
-          <w:tcPr>
-            <w:tcW w:type="dxa" w:w="7019"/>
-            <w:tcBorders>
-              <w:top w:val="single" w:color="A6B8D0" w:sz="4"/>
-              <w:left w:val="single" w:color="A6B8D0" w:sz="4"/>
-              <w:bottom w:val="single" w:color="A6B8D0" w:sz="4"/>
-              <w:right w:val="single" w:color="A6B8D0" w:sz="4"/>
-            </w:tcBorders>
-            <w:tcMar>
-              <w:top w:type="dxa" w:w="50"/>
-              <w:left w:type="dxa" w:w="90"/>
-              <w:bottom w:type="dxa" w:w="50"/>
-              <w:right w:type="dxa" w:w="90"/>
-            </w:tcMar>
-          </w:tcPr>
-          <w:p>
-            <w:pPr>
-              <w:keepNext/>
-              <w:keepLines/>
-              <w:spacing w:after="0" w:before="0" w:line="280"/>
-            </w:pPr>
-            <w:r>
-              <w:rPr>
-                <w:rFonts w:ascii="Calibri" w:eastAsia="Yu Gothic" w:hAnsi="Calibri"/>
-                <w:b w:val="false"/>
-                <w:bCs w:val="false"/>
-                <w:sz w:val="18"/>
-                <w:szCs w:val="18"/>
-              </w:rPr>
-              <w:t xml:space="preserve">How to pursue infringement is not judged</w:t>
-            </w:r>
-          </w:p>
-        </w:tc>
-      </w:tr>
-      <w:tr>
-        <w:trPr>
-          <w:cantSplit/>
-          <w:tblHeader w:val="off"/>
-        </w:trPr>
-        <w:tc>
-          <w:tcPr>
-            <w:tcW w:type="dxa" w:w="1010"/>
-            <w:tcBorders>
-              <w:top w:val="single" w:color="A6B8D0" w:sz="4"/>
-              <w:left w:val="single" w:color="A6B8D0" w:sz="4"/>
-              <w:bottom w:val="single" w:color="A6B8D0" w:sz="4"/>
-              <w:right w:val="single" w:color="A6B8D0" w:sz="4"/>
-            </w:tcBorders>
-            <w:tcMar>
-              <w:top w:type="dxa" w:w="50"/>
-              <w:left w:type="dxa" w:w="90"/>
-              <w:bottom w:type="dxa" w:w="50"/>
-              <w:right w:type="dxa" w:w="90"/>
-            </w:tcMar>
-          </w:tcPr>
-          <w:p>
-            <w:pPr>
-              <w:keepNext/>
-              <w:keepLines/>
-              <w:spacing w:after="0" w:before="0" w:line="280"/>
-            </w:pPr>
-            <w:r>
-              <w:rPr>
-                <w:rFonts w:ascii="Calibri" w:eastAsia="Yu Gothic" w:hAnsi="Calibri"/>
-                <w:b w:val="false"/>
-                <w:bCs w:val="false"/>
-                <w:sz w:val="18"/>
-                <w:szCs w:val="18"/>
-              </w:rPr>
-              <w:t xml:space="preserve">D-11-2</w:t>
-            </w:r>
-          </w:p>
-        </w:tc>
-        <w:tc>
-          <w:tcPr>
-            <w:tcW w:type="dxa" w:w="1609"/>
-            <w:tcBorders>
-              <w:top w:val="single" w:color="A6B8D0" w:sz="4"/>
-              <w:left w:val="single" w:color="A6B8D0" w:sz="4"/>
-              <w:bottom w:val="single" w:color="A6B8D0" w:sz="4"/>
-              <w:right w:val="single" w:color="A6B8D0" w:sz="4"/>
-            </w:tcBorders>
-            <w:tcMar>
-              <w:top w:type="dxa" w:w="50"/>
-              <w:left w:type="dxa" w:w="90"/>
-              <w:bottom w:type="dxa" w:w="50"/>
-              <w:right w:type="dxa" w:w="90"/>
-            </w:tcMar>
-          </w:tcPr>
-          <w:p>
-            <w:pPr>
-              <w:keepNext/>
-              <w:keepLines/>
-              <w:spacing w:after="0" w:before="0" w:line="280"/>
-            </w:pPr>
-            <w:r>
-              <w:rPr>
-                <w:rFonts w:ascii="Calibri" w:eastAsia="Yu Gothic" w:hAnsi="Calibri"/>
-                <w:b w:val="false"/>
-                <w:bCs w:val="false"/>
-                <w:sz w:val="18"/>
-                <w:szCs w:val="18"/>
-              </w:rPr>
-              <w:t xml:space="preserve">Decision</w:t>
-            </w:r>
-          </w:p>
-        </w:tc>
-        <w:tc>
-          <w:tcPr>
-            <w:tcW w:type="dxa" w:w="7019"/>
-            <w:tcBorders>
-              <w:top w:val="single" w:color="A6B8D0" w:sz="4"/>
-              <w:left w:val="single" w:color="A6B8D0" w:sz="4"/>
-              <w:bottom w:val="single" w:color="A6B8D0" w:sz="4"/>
-              <w:right w:val="single" w:color="A6B8D0" w:sz="4"/>
-            </w:tcBorders>
-            <w:tcMar>
-              <w:top w:type="dxa" w:w="50"/>
-              <w:left w:type="dxa" w:w="90"/>
-              <w:bottom w:type="dxa" w:w="50"/>
-              <w:right w:type="dxa" w:w="90"/>
-            </w:tcMar>
-          </w:tcPr>
-          <w:p>
-            <w:pPr>
-              <w:keepNext/>
-              <w:keepLines/>
-              <w:spacing w:after="0" w:before="0" w:line="280"/>
-            </w:pPr>
-            <w:r>
-              <w:rPr>
-                <w:rFonts w:ascii="Calibri" w:eastAsia="Yu Gothic" w:hAnsi="Calibri"/>
-                <w:b w:val="false"/>
-                <w:bCs w:val="false"/>
-                <w:sz w:val="18"/>
-                <w:szCs w:val="18"/>
-              </w:rPr>
-              <w:t xml:space="preserve">Contact points, sample texts, and references to the laws of each country are presented as guidance</w:t>
-            </w:r>
-          </w:p>
-        </w:tc>
-      </w:tr>
-      <w:tr>
-        <w:trPr>
-          <w:cantSplit/>
-          <w:tblHeader w:val="off"/>
-        </w:trPr>
-        <w:tc>
-          <w:tcPr>
-            <w:tcW w:type="dxa" w:w="1010"/>
-            <w:tcBorders>
-              <w:top w:val="single" w:color="A6B8D0" w:sz="4"/>
-              <w:left w:val="single" w:color="A6B8D0" w:sz="4"/>
-              <w:bottom w:val="single" w:color="A6B8D0" w:sz="4"/>
-              <w:right w:val="single" w:color="A6B8D0" w:sz="4"/>
-            </w:tcBorders>
-            <w:tcMar>
-              <w:top w:type="dxa" w:w="50"/>
-              <w:left w:type="dxa" w:w="90"/>
-              <w:bottom w:type="dxa" w:w="50"/>
-              <w:right w:type="dxa" w:w="90"/>
-            </w:tcMar>
-          </w:tcPr>
-          <w:p>
-            <w:pPr>
-              <w:keepNext/>
-              <w:keepLines/>
-              <w:spacing w:after="0" w:before="0" w:line="280"/>
-            </w:pPr>
-            <w:r>
-              <w:rPr>
-                <w:rFonts w:ascii="Calibri" w:eastAsia="Yu Gothic" w:hAnsi="Calibri"/>
-                <w:b w:val="false"/>
-                <w:bCs w:val="false"/>
-                <w:sz w:val="18"/>
-                <w:szCs w:val="18"/>
-              </w:rPr>
-              <w:t xml:space="preserve">D-11-3</w:t>
-            </w:r>
-          </w:p>
-        </w:tc>
-        <w:tc>
-          <w:tcPr>
-            <w:tcW w:type="dxa" w:w="1609"/>
-            <w:tcBorders>
-              <w:top w:val="single" w:color="A6B8D0" w:sz="4"/>
-              <w:left w:val="single" w:color="A6B8D0" w:sz="4"/>
-              <w:bottom w:val="single" w:color="A6B8D0" w:sz="4"/>
-              <w:right w:val="single" w:color="A6B8D0" w:sz="4"/>
-            </w:tcBorders>
-            <w:tcMar>
-              <w:top w:type="dxa" w:w="50"/>
-              <w:left w:type="dxa" w:w="90"/>
-              <w:bottom w:type="dxa" w:w="50"/>
-              <w:right w:type="dxa" w:w="90"/>
-            </w:tcMar>
-          </w:tcPr>
-          <w:p>
-            <w:pPr>
-              <w:keepNext/>
-              <w:keepLines/>
-              <w:spacing w:after="0" w:before="0" w:line="280"/>
-            </w:pPr>
-            <w:r>
-              <w:rPr>
-                <w:rFonts w:ascii="Calibri" w:eastAsia="Yu Gothic" w:hAnsi="Calibri"/>
-                <w:b w:val="false"/>
-                <w:bCs w:val="false"/>
-                <w:sz w:val="18"/>
-                <w:szCs w:val="18"/>
-              </w:rPr>
-              <w:t xml:space="preserve">Decision</w:t>
-            </w:r>
-          </w:p>
-        </w:tc>
-        <w:tc>
-          <w:tcPr>
-            <w:tcW w:type="dxa" w:w="7019"/>
-            <w:tcBorders>
-              <w:top w:val="single" w:color="A6B8D0" w:sz="4"/>
-              <w:left w:val="single" w:color="A6B8D0" w:sz="4"/>
-              <w:bottom w:val="single" w:color="A6B8D0" w:sz="4"/>
-              <w:right w:val="single" w:color="A6B8D0" w:sz="4"/>
-            </w:tcBorders>
-            <w:tcMar>
-              <w:top w:type="dxa" w:w="50"/>
-              <w:left w:type="dxa" w:w="90"/>
-              <w:bottom w:type="dxa" w:w="50"/>
-              <w:right w:type="dxa" w:w="90"/>
-            </w:tcMar>
-          </w:tcPr>
-          <w:p>
-            <w:pPr>
-              <w:keepNext/>
-              <w:keepLines/>
-              <w:spacing w:after="0" w:before="0" w:line="280"/>
-            </w:pPr>
-            <w:r>
-              <w:rPr>
-                <w:rFonts w:ascii="Calibri" w:eastAsia="Yu Gothic" w:hAnsi="Calibri"/>
-                <w:b w:val="false"/>
-                <w:bCs w:val="false"/>
-                <w:sz w:val="18"/>
-                <w:szCs w:val="18"/>
-              </w:rPr>
-              <w:t xml:space="preserve">The laws of each country are accumulated as references within an “all countries” framework and added with each implementation</w:t>
-            </w:r>
-          </w:p>
-        </w:tc>
-      </w:tr>
-      <w:tr>
-        <w:trPr>
-          <w:cantSplit/>
-          <w:tblHeader w:val="off"/>
-        </w:trPr>
-        <w:tc>
-          <w:tcPr>
-            <w:tcW w:type="dxa" w:w="1010"/>
-            <w:tcBorders>
-              <w:top w:val="single" w:color="A6B8D0" w:sz="4"/>
-              <w:left w:val="single" w:color="A6B8D0" w:sz="4"/>
-              <w:bottom w:val="single" w:color="A6B8D0" w:sz="4"/>
-              <w:right w:val="single" w:color="A6B8D0" w:sz="4"/>
-            </w:tcBorders>
-            <w:tcMar>
-              <w:top w:type="dxa" w:w="50"/>
-              <w:left w:type="dxa" w:w="90"/>
-              <w:bottom w:type="dxa" w:w="50"/>
-              <w:right w:type="dxa" w:w="90"/>
-            </w:tcMar>
-          </w:tcPr>
-          <w:p>
-            <w:pPr>
-              <w:keepNext/>
-              <w:keepLines/>
-              <w:spacing w:after="0" w:before="0" w:line="280"/>
-            </w:pPr>
-            <w:r>
-              <w:rPr>
-                <w:rFonts w:ascii="Calibri" w:eastAsia="Yu Gothic" w:hAnsi="Calibri"/>
-                <w:b w:val="false"/>
-                <w:bCs w:val="false"/>
-                <w:sz w:val="18"/>
-                <w:szCs w:val="18"/>
-              </w:rPr>
-              <w:t xml:space="preserve">A-12</w:t>
-            </w:r>
-          </w:p>
-        </w:tc>
-        <w:tc>
-          <w:tcPr>
-            <w:tcW w:type="dxa" w:w="1609"/>
-            <w:tcBorders>
-              <w:top w:val="single" w:color="A6B8D0" w:sz="4"/>
-              <w:left w:val="single" w:color="A6B8D0" w:sz="4"/>
-              <w:bottom w:val="single" w:color="A6B8D0" w:sz="4"/>
-              <w:right w:val="single" w:color="A6B8D0" w:sz="4"/>
-            </w:tcBorders>
-            <w:tcMar>
-              <w:top w:type="dxa" w:w="50"/>
-              <w:left w:type="dxa" w:w="90"/>
-              <w:bottom w:type="dxa" w:w="50"/>
-              <w:right w:type="dxa" w:w="90"/>
-            </w:tcMar>
-          </w:tcPr>
-          <w:p>
-            <w:pPr>
-              <w:keepNext/>
+              <w:keepNext w:val="false"/>
+              <w:keepLines/>
+              <w:spacing w:after="0" w:before="0" w:line="280"/>
+            </w:pPr>
+            <w:r>
+              <w:rPr>
+                <w:rFonts w:ascii="Calibri" w:eastAsia="Yu Gothic" w:hAnsi="Calibri"/>
+                <w:b w:val="false"/>
+                <w:bCs w:val="false"/>
+                <w:sz w:val="18"/>
+                <w:szCs w:val="18"/>
+              </w:rPr>
+              <w:t xml:space="preserve">A-21</w:t>
+            </w:r>
+          </w:p>
+        </w:tc>
+        <w:tc>
+          <w:tcPr>
+            <w:tcW w:type="dxa" w:w="2999"/>
+            <w:tcBorders>
+              <w:top w:val="single" w:color="A6B8D0" w:sz="4"/>
+              <w:left w:val="single" w:color="A6B8D0" w:sz="4"/>
+              <w:bottom w:val="single" w:color="A6B8D0" w:sz="4"/>
+              <w:right w:val="single" w:color="A6B8D0" w:sz="4"/>
+            </w:tcBorders>
+            <w:tcMar>
+              <w:top w:type="dxa" w:w="50"/>
+              <w:left w:type="dxa" w:w="90"/>
+              <w:bottom w:type="dxa" w:w="50"/>
+              <w:right w:type="dxa" w:w="90"/>
+            </w:tcMar>
+          </w:tcPr>
+          <w:p>
+            <w:pPr>
+              <w:keepNext w:val="false"/>
               <w:keepLines/>
               <w:spacing w:after="0" w:before="0" w:line="280"/>
             </w:pPr>
@@ -1042,223 +718,7 @@
         </w:tc>
         <w:tc>
           <w:tcPr>
-            <w:tcW w:type="dxa" w:w="7019"/>
-            <w:tcBorders>
-              <w:top w:val="single" w:color="A6B8D0" w:sz="4"/>
-              <w:left w:val="single" w:color="A6B8D0" w:sz="4"/>
-              <w:bottom w:val="single" w:color="A6B8D0" w:sz="4"/>
-              <w:right w:val="single" w:color="A6B8D0" w:sz="4"/>
-            </w:tcBorders>
-            <w:tcMar>
-              <w:top w:type="dxa" w:w="50"/>
-              <w:left w:type="dxa" w:w="90"/>
-              <w:bottom w:type="dxa" w:w="50"/>
-              <w:right w:type="dxa" w:w="90"/>
-            </w:tcMar>
-          </w:tcPr>
-          <w:p>
-            <w:pPr>
-              <w:keepNext/>
-              <w:keepLines/>
-              <w:spacing w:after="0" w:before="0" w:line="280"/>
-            </w:pPr>
-            <w:r>
-              <w:rPr>
-                <w:rFonts w:ascii="Calibri" w:eastAsia="Yu Gothic" w:hAnsi="Calibri"/>
-                <w:b w:val="false"/>
-                <w:bCs w:val="false"/>
-                <w:sz w:val="18"/>
-                <w:szCs w:val="18"/>
-              </w:rPr>
-              <w:t xml:space="preserve">Handling of joint action and priority targets in Section 8 of the Draft Project Proposal</w:t>
-            </w:r>
-          </w:p>
-        </w:tc>
-      </w:tr>
-      <w:tr>
-        <w:trPr>
-          <w:cantSplit/>
-          <w:tblHeader w:val="off"/>
-        </w:trPr>
-        <w:tc>
-          <w:tcPr>
-            <w:tcW w:type="dxa" w:w="1010"/>
-            <w:tcBorders>
-              <w:top w:val="single" w:color="A6B8D0" w:sz="4"/>
-              <w:left w:val="single" w:color="A6B8D0" w:sz="4"/>
-              <w:bottom w:val="single" w:color="A6B8D0" w:sz="4"/>
-              <w:right w:val="single" w:color="A6B8D0" w:sz="4"/>
-            </w:tcBorders>
-            <w:tcMar>
-              <w:top w:type="dxa" w:w="50"/>
-              <w:left w:type="dxa" w:w="90"/>
-              <w:bottom w:type="dxa" w:w="50"/>
-              <w:right w:type="dxa" w:w="90"/>
-            </w:tcMar>
-          </w:tcPr>
-          <w:p>
-            <w:pPr>
-              <w:keepNext/>
-              <w:keepLines/>
-              <w:spacing w:after="0" w:before="0" w:line="280"/>
-            </w:pPr>
-            <w:r>
-              <w:rPr>
-                <w:rFonts w:ascii="Calibri" w:eastAsia="Yu Gothic" w:hAnsi="Calibri"/>
-                <w:b w:val="false"/>
-                <w:bCs w:val="false"/>
-                <w:sz w:val="18"/>
-                <w:szCs w:val="18"/>
-              </w:rPr>
-              <w:t xml:space="preserve">A-16</w:t>
-            </w:r>
-          </w:p>
-        </w:tc>
-        <w:tc>
-          <w:tcPr>
-            <w:tcW w:type="dxa" w:w="1609"/>
-            <w:tcBorders>
-              <w:top w:val="single" w:color="A6B8D0" w:sz="4"/>
-              <w:left w:val="single" w:color="A6B8D0" w:sz="4"/>
-              <w:bottom w:val="single" w:color="A6B8D0" w:sz="4"/>
-              <w:right w:val="single" w:color="A6B8D0" w:sz="4"/>
-            </w:tcBorders>
-            <w:tcMar>
-              <w:top w:type="dxa" w:w="50"/>
-              <w:left w:type="dxa" w:w="90"/>
-              <w:bottom w:type="dxa" w:w="50"/>
-              <w:right w:type="dxa" w:w="90"/>
-            </w:tcMar>
-          </w:tcPr>
-          <w:p>
-            <w:pPr>
-              <w:keepNext/>
-              <w:keepLines/>
-              <w:spacing w:after="0" w:before="0" w:line="280"/>
-            </w:pPr>
-            <w:r>
-              <w:rPr>
-                <w:rFonts w:ascii="Calibri" w:eastAsia="Yu Gothic" w:hAnsi="Calibri"/>
-                <w:b w:val="false"/>
-                <w:bCs w:val="false"/>
-                <w:sz w:val="18"/>
-                <w:szCs w:val="18"/>
-              </w:rPr>
-              <w:t xml:space="preserve">Omission found in the item breakdown</w:t>
-            </w:r>
-          </w:p>
-        </w:tc>
-        <w:tc>
-          <w:tcPr>
-            <w:tcW w:type="dxa" w:w="7019"/>
-            <w:tcBorders>
-              <w:top w:val="single" w:color="A6B8D0" w:sz="4"/>
-              <w:left w:val="single" w:color="A6B8D0" w:sz="4"/>
-              <w:bottom w:val="single" w:color="A6B8D0" w:sz="4"/>
-              <w:right w:val="single" w:color="A6B8D0" w:sz="4"/>
-            </w:tcBorders>
-            <w:tcMar>
-              <w:top w:type="dxa" w:w="50"/>
-              <w:left w:type="dxa" w:w="90"/>
-              <w:bottom w:type="dxa" w:w="50"/>
-              <w:right w:type="dxa" w:w="90"/>
-            </w:tcMar>
-          </w:tcPr>
-          <w:p>
-            <w:pPr>
-              <w:keepNext/>
-              <w:keepLines/>
-              <w:spacing w:after="0" w:before="0" w:line="280"/>
-            </w:pPr>
-            <w:r>
-              <w:rPr>
-                <w:rFonts w:ascii="Calibri" w:eastAsia="Yu Gothic" w:hAnsi="Calibri"/>
-                <w:b w:val="false"/>
-                <w:bCs w:val="false"/>
-                <w:sz w:val="18"/>
-                <w:szCs w:val="18"/>
-              </w:rPr>
-              <w:t xml:space="preserve">Unauthorized practice of law (handled by Legal)</w:t>
-            </w:r>
-          </w:p>
-        </w:tc>
-      </w:tr>
-      <w:tr>
-        <w:trPr>
-          <w:cantSplit/>
-          <w:tblHeader w:val="off"/>
-        </w:trPr>
-        <w:tc>
-          <w:tcPr>
-            <w:tcW w:type="dxa" w:w="1010"/>
-            <w:tcBorders>
-              <w:top w:val="single" w:color="A6B8D0" w:sz="4"/>
-              <w:left w:val="single" w:color="A6B8D0" w:sz="4"/>
-              <w:bottom w:val="single" w:color="A6B8D0" w:sz="4"/>
-              <w:right w:val="single" w:color="A6B8D0" w:sz="4"/>
-            </w:tcBorders>
-            <w:tcMar>
-              <w:top w:type="dxa" w:w="50"/>
-              <w:left w:type="dxa" w:w="90"/>
-              <w:bottom w:type="dxa" w:w="50"/>
-              <w:right w:type="dxa" w:w="90"/>
-            </w:tcMar>
-          </w:tcPr>
-          <w:p>
-            <w:pPr>
-              <w:keepNext w:val="false"/>
-              <w:keepLines/>
-              <w:spacing w:after="0" w:before="0" w:line="280"/>
-            </w:pPr>
-            <w:r>
-              <w:rPr>
-                <w:rFonts w:ascii="Calibri" w:eastAsia="Yu Gothic" w:hAnsi="Calibri"/>
-                <w:b w:val="false"/>
-                <w:bCs w:val="false"/>
-                <w:sz w:val="18"/>
-                <w:szCs w:val="18"/>
-              </w:rPr>
-              <w:t xml:space="preserve">A-21</w:t>
-            </w:r>
-          </w:p>
-        </w:tc>
-        <w:tc>
-          <w:tcPr>
-            <w:tcW w:type="dxa" w:w="1609"/>
-            <w:tcBorders>
-              <w:top w:val="single" w:color="A6B8D0" w:sz="4"/>
-              <w:left w:val="single" w:color="A6B8D0" w:sz="4"/>
-              <w:bottom w:val="single" w:color="A6B8D0" w:sz="4"/>
-              <w:right w:val="single" w:color="A6B8D0" w:sz="4"/>
-            </w:tcBorders>
-            <w:tcMar>
-              <w:top w:type="dxa" w:w="50"/>
-              <w:left w:type="dxa" w:w="90"/>
-              <w:bottom w:type="dxa" w:w="50"/>
-              <w:right w:type="dxa" w:w="90"/>
-            </w:tcMar>
-          </w:tcPr>
-          <w:p>
-            <w:pPr>
-              <w:keepNext w:val="false"/>
-              <w:keepLines/>
-              <w:spacing w:after="0" w:before="0" w:line="280"/>
-            </w:pPr>
-            <w:r>
-              <w:rPr>
-                <w:rFonts w:ascii="Calibri" w:eastAsia="Yu Gothic" w:hAnsi="Calibri"/>
-                <w:b w:val="false"/>
-                <w:bCs w:val="false"/>
-                <w:sz w:val="18"/>
-                <w:szCs w:val="18"/>
-              </w:rPr>
-              <w:t xml:space="preserve">Omission found in the item breakdown</w:t>
-            </w:r>
-          </w:p>
-        </w:tc>
-        <w:tc>
-          <w:tcPr>
-            <w:tcW w:type="dxa" w:w="7019"/>
+            <w:tcW w:type="dxa" w:w="5629"/>
             <w:tcBorders>
               <w:top w:val="single" w:color="A6B8D0" w:sz="4"/>
               <w:left w:val="single" w:color="A6B8D0" w:sz="4"/>
@@ -2237,7 +1697,7 @@
                 <w:sz w:val="18"/>
                 <w:szCs w:val="18"/>
               </w:rPr>
-              <w:t xml:space="preserve">Contact points, model texts, and references to each country's law are maintained by NRSD as reference information (with record signatures and versions) and distributed to the app</w:t>
+              <w:t xml:space="preserve">Contact points, model texts, and references to each country's law are maintained by NRSD as reference information (with versions; protected by TUF metadata signed with NRSD's keys; Chapter 8, 3.4) and distributed to the app</w:t>
             </w:r>
           </w:p>
         </w:tc>
@@ -2271,7 +1731,7 @@
                 <w:sz w:val="18"/>
                 <w:szCs w:val="18"/>
               </w:rPr>
-              <w:t xml:space="preserve">Contact points change (R-7-1-2“Changes in contact points can be followed (distribution of reference information; 1-3)”). They can be fixed without waiting for an app update</w:t>
+              <w:t xml:space="preserve">Contact points change (R-7-1-2). They can be fixed without waiting for an app update</w:t>
             </w:r>
           </w:p>
         </w:tc>
@@ -2778,10 +2238,10 @@
       </w:tblPr>
       <w:tblGrid>
         <w:gridCol w:w="1420"/>
-        <w:gridCol w:w="2594"/>
+        <w:gridCol w:w="2586"/>
         <w:gridCol w:w="1020"/>
-        <w:gridCol w:w="2313"/>
-        <w:gridCol w:w="2291"/>
+        <w:gridCol w:w="2320"/>
+        <w:gridCol w:w="2292"/>
       </w:tblGrid>
       <w:tr>
         <w:trPr>
@@ -2825,7 +2285,7 @@
         </w:tc>
         <w:tc>
           <w:tcPr>
-            <w:tcW w:type="dxa" w:w="2594"/>
+            <w:tcW w:type="dxa" w:w="2586"/>
             <w:tcBorders>
               <w:top w:val="single" w:color="A6B8D0" w:sz="4"/>
               <w:left w:val="single" w:color="A6B8D0" w:sz="4"/>
@@ -2895,7 +2355,7 @@
         </w:tc>
         <w:tc>
           <w:tcPr>
-            <w:tcW w:type="dxa" w:w="2313"/>
+            <w:tcW w:type="dxa" w:w="2320"/>
             <w:tcBorders>
               <w:top w:val="single" w:color="A6B8D0" w:sz="4"/>
               <w:left w:val="single" w:color="A6B8D0" w:sz="4"/>
@@ -2930,7 +2390,7 @@
         </w:tc>
         <w:tc>
           <w:tcPr>
-            <w:tcW w:type="dxa" w:w="2291"/>
+            <w:tcW w:type="dxa" w:w="2292"/>
             <w:tcBorders>
               <w:top w:val="single" w:color="A6B8D0" w:sz="4"/>
               <w:left w:val="single" w:color="A6B8D0" w:sz="4"/>
@@ -3005,7 +2465,7 @@
         </w:tc>
         <w:tc>
           <w:tcPr>
-            <w:tcW w:type="dxa" w:w="2594"/>
+            <w:tcW w:type="dxa" w:w="2586"/>
             <w:tcBorders>
               <w:top w:val="single" w:color="A6B8D0" w:sz="4"/>
               <w:left w:val="single" w:color="A6B8D0" w:sz="4"/>
@@ -3073,7 +2533,7 @@
         </w:tc>
         <w:tc>
           <w:tcPr>
-            <w:tcW w:type="dxa" w:w="2313"/>
+            <w:tcW w:type="dxa" w:w="2320"/>
             <w:tcBorders>
               <w:top w:val="single" w:color="A6B8D0" w:sz="4"/>
               <w:left w:val="single" w:color="A6B8D0" w:sz="4"/>
@@ -3107,7 +2567,7 @@
         </w:tc>
         <w:tc>
           <w:tcPr>
-            <w:tcW w:type="dxa" w:w="2291"/>
+            <w:tcW w:type="dxa" w:w="2292"/>
             <w:tcBorders>
               <w:top w:val="single" w:color="A6B8D0" w:sz="4"/>
               <w:left w:val="single" w:color="A6B8D0" w:sz="4"/>
@@ -3181,7 +2641,7 @@
         </w:tc>
         <w:tc>
           <w:tcPr>
-            <w:tcW w:type="dxa" w:w="2594"/>
+            <w:tcW w:type="dxa" w:w="2586"/>
             <w:tcBorders>
               <w:top w:val="single" w:color="A6B8D0" w:sz="4"/>
               <w:left w:val="single" w:color="A6B8D0" w:sz="4"/>
@@ -3249,7 +2709,7 @@
         </w:tc>
         <w:tc>
           <w:tcPr>
-            <w:tcW w:type="dxa" w:w="2313"/>
+            <w:tcW w:type="dxa" w:w="2320"/>
             <w:tcBorders>
               <w:top w:val="single" w:color="A6B8D0" w:sz="4"/>
               <w:left w:val="single" w:color="A6B8D0" w:sz="4"/>
@@ -3283,7 +2743,7 @@
         </w:tc>
         <w:tc>
           <w:tcPr>
-            <w:tcW w:type="dxa" w:w="2291"/>
+            <w:tcW w:type="dxa" w:w="2292"/>
             <w:tcBorders>
               <w:top w:val="single" w:color="A6B8D0" w:sz="4"/>
               <w:left w:val="single" w:color="A6B8D0" w:sz="4"/>
@@ -3357,7 +2817,7 @@
         </w:tc>
         <w:tc>
           <w:tcPr>
-            <w:tcW w:type="dxa" w:w="2594"/>
+            <w:tcW w:type="dxa" w:w="2586"/>
             <w:tcBorders>
               <w:top w:val="single" w:color="A6B8D0" w:sz="4"/>
               <w:left w:val="single" w:color="A6B8D0" w:sz="4"/>
@@ -3425,7 +2885,7 @@
         </w:tc>
         <w:tc>
           <w:tcPr>
-            <w:tcW w:type="dxa" w:w="2313"/>
+            <w:tcW w:type="dxa" w:w="2320"/>
             <w:tcBorders>
               <w:top w:val="single" w:color="A6B8D0" w:sz="4"/>
               <w:left w:val="single" w:color="A6B8D0" w:sz="4"/>
@@ -3459,7 +2919,7 @@
         </w:tc>
         <w:tc>
           <w:tcPr>
-            <w:tcW w:type="dxa" w:w="2291"/>
+            <w:tcW w:type="dxa" w:w="2292"/>
             <w:tcBorders>
               <w:top w:val="single" w:color="A6B8D0" w:sz="4"/>
               <w:left w:val="single" w:color="A6B8D0" w:sz="4"/>
@@ -3533,7 +2993,7 @@
         </w:tc>
         <w:tc>
           <w:tcPr>
-            <w:tcW w:type="dxa" w:w="2594"/>
+            <w:tcW w:type="dxa" w:w="2586"/>
             <w:tcBorders>
               <w:top w:val="single" w:color="A6B8D0" w:sz="4"/>
               <w:left w:val="single" w:color="A6B8D0" w:sz="4"/>
@@ -3601,7 +3061,7 @@
         </w:tc>
         <w:tc>
           <w:tcPr>
-            <w:tcW w:type="dxa" w:w="2313"/>
+            <w:tcW w:type="dxa" w:w="2320"/>
             <w:tcBorders>
               <w:top w:val="single" w:color="A6B8D0" w:sz="4"/>
               <w:left w:val="single" w:color="A6B8D0" w:sz="4"/>
@@ -3635,7 +3095,7 @@
         </w:tc>
         <w:tc>
           <w:tcPr>
-            <w:tcW w:type="dxa" w:w="2291"/>
+            <w:tcW w:type="dxa" w:w="2292"/>
             <w:tcBorders>
               <w:top w:val="single" w:color="A6B8D0" w:sz="4"/>
               <w:left w:val="single" w:color="A6B8D0" w:sz="4"/>
@@ -3709,7 +3169,7 @@
         </w:tc>
         <w:tc>
           <w:tcPr>
-            <w:tcW w:type="dxa" w:w="2594"/>
+            <w:tcW w:type="dxa" w:w="2586"/>
             <w:tcBorders>
               <w:top w:val="single" w:color="A6B8D0" w:sz="4"/>
               <w:left w:val="single" w:color="A6B8D0" w:sz="4"/>
@@ -3777,7 +3237,7 @@
         </w:tc>
         <w:tc>
           <w:tcPr>
-            <w:tcW w:type="dxa" w:w="2313"/>
+            <w:tcW w:type="dxa" w:w="2320"/>
             <w:tcBorders>
               <w:top w:val="single" w:color="A6B8D0" w:sz="4"/>
               <w:left w:val="single" w:color="A6B8D0" w:sz="4"/>
@@ -3811,7 +3271,7 @@
         </w:tc>
         <w:tc>
           <w:tcPr>
-            <w:tcW w:type="dxa" w:w="2291"/>
+            <w:tcW w:type="dxa" w:w="2292"/>
             <w:tcBorders>
               <w:top w:val="single" w:color="A6B8D0" w:sz="4"/>
               <w:left w:val="single" w:color="A6B8D0" w:sz="4"/>
@@ -3885,7 +3345,7 @@
         </w:tc>
         <w:tc>
           <w:tcPr>
-            <w:tcW w:type="dxa" w:w="2594"/>
+            <w:tcW w:type="dxa" w:w="2586"/>
             <w:tcBorders>
               <w:top w:val="single" w:color="A6B8D0" w:sz="4"/>
               <w:left w:val="single" w:color="A6B8D0" w:sz="4"/>
@@ -3953,7 +3413,7 @@
         </w:tc>
         <w:tc>
           <w:tcPr>
-            <w:tcW w:type="dxa" w:w="2313"/>
+            <w:tcW w:type="dxa" w:w="2320"/>
             <w:tcBorders>
               <w:top w:val="single" w:color="A6B8D0" w:sz="4"/>
               <w:left w:val="single" w:color="A6B8D0" w:sz="4"/>
@@ -3987,7 +3447,7 @@
         </w:tc>
         <w:tc>
           <w:tcPr>
-            <w:tcW w:type="dxa" w:w="2291"/>
+            <w:tcW w:type="dxa" w:w="2292"/>
             <w:tcBorders>
               <w:top w:val="single" w:color="A6B8D0" w:sz="4"/>
               <w:left w:val="single" w:color="A6B8D0" w:sz="4"/>
@@ -4061,7 +3521,7 @@
         </w:tc>
         <w:tc>
           <w:tcPr>
-            <w:tcW w:type="dxa" w:w="2594"/>
+            <w:tcW w:type="dxa" w:w="2586"/>
             <w:tcBorders>
               <w:top w:val="single" w:color="A6B8D0" w:sz="4"/>
               <w:left w:val="single" w:color="A6B8D0" w:sz="4"/>
@@ -4129,7 +3589,7 @@
         </w:tc>
         <w:tc>
           <w:tcPr>
-            <w:tcW w:type="dxa" w:w="2313"/>
+            <w:tcW w:type="dxa" w:w="2320"/>
             <w:tcBorders>
               <w:top w:val="single" w:color="A6B8D0" w:sz="4"/>
               <w:left w:val="single" w:color="A6B8D0" w:sz="4"/>
@@ -4163,7 +3623,7 @@
         </w:tc>
         <w:tc>
           <w:tcPr>
-            <w:tcW w:type="dxa" w:w="2291"/>
+            <w:tcW w:type="dxa" w:w="2292"/>
             <w:tcBorders>
               <w:top w:val="single" w:color="A6B8D0" w:sz="4"/>
               <w:left w:val="single" w:color="A6B8D0" w:sz="4"/>
@@ -4237,7 +3697,7 @@
         </w:tc>
         <w:tc>
           <w:tcPr>
-            <w:tcW w:type="dxa" w:w="2594"/>
+            <w:tcW w:type="dxa" w:w="2586"/>
             <w:tcBorders>
               <w:top w:val="single" w:color="A6B8D0" w:sz="4"/>
               <w:left w:val="single" w:color="A6B8D0" w:sz="4"/>
@@ -4305,7 +3765,7 @@
         </w:tc>
         <w:tc>
           <w:tcPr>
-            <w:tcW w:type="dxa" w:w="2313"/>
+            <w:tcW w:type="dxa" w:w="2320"/>
             <w:tcBorders>
               <w:top w:val="single" w:color="A6B8D0" w:sz="4"/>
               <w:left w:val="single" w:color="A6B8D0" w:sz="4"/>
@@ -4339,7 +3799,7 @@
         </w:tc>
         <w:tc>
           <w:tcPr>
-            <w:tcW w:type="dxa" w:w="2291"/>
+            <w:tcW w:type="dxa" w:w="2292"/>
             <w:tcBorders>
               <w:top w:val="single" w:color="A6B8D0" w:sz="4"/>
               <w:left w:val="single" w:color="A6B8D0" w:sz="4"/>
@@ -4413,7 +3873,7 @@
         </w:tc>
         <w:tc>
           <w:tcPr>
-            <w:tcW w:type="dxa" w:w="2594"/>
+            <w:tcW w:type="dxa" w:w="2586"/>
             <w:tcBorders>
               <w:top w:val="single" w:color="A6B8D0" w:sz="4"/>
               <w:left w:val="single" w:color="A6B8D0" w:sz="4"/>
@@ -4481,7 +3941,7 @@
         </w:tc>
         <w:tc>
           <w:tcPr>
-            <w:tcW w:type="dxa" w:w="2313"/>
+            <w:tcW w:type="dxa" w:w="2320"/>
             <w:tcBorders>
               <w:top w:val="single" w:color="A6B8D0" w:sz="4"/>
               <w:left w:val="single" w:color="A6B8D0" w:sz="4"/>
@@ -4515,7 +3975,7 @@
         </w:tc>
         <w:tc>
           <w:tcPr>
-            <w:tcW w:type="dxa" w:w="2291"/>
+            <w:tcW w:type="dxa" w:w="2292"/>
             <w:tcBorders>
               <w:top w:val="single" w:color="A6B8D0" w:sz="4"/>
               <w:left w:val="single" w:color="A6B8D0" w:sz="4"/>
@@ -4589,7 +4049,7 @@
         </w:tc>
         <w:tc>
           <w:tcPr>
-            <w:tcW w:type="dxa" w:w="2594"/>
+            <w:tcW w:type="dxa" w:w="2586"/>
             <w:tcBorders>
               <w:top w:val="single" w:color="A6B8D0" w:sz="4"/>
               <w:left w:val="single" w:color="A6B8D0" w:sz="4"/>
@@ -4657,7 +4117,7 @@
         </w:tc>
         <w:tc>
           <w:tcPr>
-            <w:tcW w:type="dxa" w:w="2313"/>
+            <w:tcW w:type="dxa" w:w="2320"/>
             <w:tcBorders>
               <w:top w:val="single" w:color="A6B8D0" w:sz="4"/>
               <w:left w:val="single" w:color="A6B8D0" w:sz="4"/>
@@ -4691,7 +4151,7 @@
         </w:tc>
         <w:tc>
           <w:tcPr>
-            <w:tcW w:type="dxa" w:w="2291"/>
+            <w:tcW w:type="dxa" w:w="2292"/>
             <w:tcBorders>
               <w:top w:val="single" w:color="A6B8D0" w:sz="4"/>
               <w:left w:val="single" w:color="A6B8D0" w:sz="4"/>
@@ -4759,41 +4219,41 @@
                 <w:sz w:val="18"/>
                 <w:szCs w:val="18"/>
               </w:rPr>
-              <w:t xml:space="preserve">Cloudflare (CDN)</w:t>
-            </w:r>
-          </w:p>
-        </w:tc>
-        <w:tc>
-          <w:tcPr>
-            <w:tcW w:type="dxa" w:w="2594"/>
-            <w:tcBorders>
-              <w:top w:val="single" w:color="A6B8D0" w:sz="4"/>
-              <w:left w:val="single" w:color="A6B8D0" w:sz="4"/>
-              <w:bottom w:val="single" w:color="A6B8D0" w:sz="4"/>
-              <w:right w:val="single" w:color="A6B8D0" w:sz="4"/>
-            </w:tcBorders>
-            <w:tcMar>
-              <w:top w:type="dxa" w:w="50"/>
-              <w:left w:type="dxa" w:w="90"/>
-              <w:bottom w:type="dxa" w:w="50"/>
-              <w:right w:type="dxa" w:w="90"/>
-            </w:tcMar>
-          </w:tcPr>
-          <w:p>
-            <w:pPr>
-              <w:keepNext w:val="false"/>
-              <w:keepLines/>
-              <w:spacing w:after="0" w:before="0" w:line="280"/>
-            </w:pPr>
-            <w:r>
-              <w:rPr>
-                <w:rFonts w:ascii="Calibri" w:eastAsia="Yu Gothic" w:hAnsi="Calibri"/>
-                <w:b w:val="false"/>
-                <w:bCs w:val="false"/>
-                <w:sz w:val="18"/>
-                <w:szCs w:val="18"/>
-              </w:rPr>
-              <w:t xml:space="preserve">DMCA form at abuse.cloudflare.com</w:t>
+              <w:t xml:space="preserve">爱发电 (afdian.com; the “support service for China” of Design Plan 3.3.1)</w:t>
+            </w:r>
+          </w:p>
+        </w:tc>
+        <w:tc>
+          <w:tcPr>
+            <w:tcW w:type="dxa" w:w="2586"/>
+            <w:tcBorders>
+              <w:top w:val="single" w:color="A6B8D0" w:sz="4"/>
+              <w:left w:val="single" w:color="A6B8D0" w:sz="4"/>
+              <w:bottom w:val="single" w:color="A6B8D0" w:sz="4"/>
+              <w:right w:val="single" w:color="A6B8D0" w:sz="4"/>
+            </w:tcBorders>
+            <w:tcMar>
+              <w:top w:type="dxa" w:w="50"/>
+              <w:left w:type="dxa" w:w="90"/>
+              <w:bottom w:type="dxa" w:w="50"/>
+              <w:right w:type="dxa" w:w="90"/>
+            </w:tcMar>
+          </w:tcPr>
+          <w:p>
+            <w:pPr>
+              <w:keepNext w:val="false"/>
+              <w:keepLines/>
+              <w:spacing w:after="0" w:before="0" w:line="280"/>
+            </w:pPr>
+            <w:r>
+              <w:rPr>
+                <w:rFonts w:ascii="Calibri" w:eastAsia="Yu Gothic" w:hAnsi="Calibri"/>
+                <w:b w:val="false"/>
+                <w:bCs w:val="false"/>
+                <w:sz w:val="18"/>
+                <w:szCs w:val="18"/>
+              </w:rPr>
+              <w:t xml:space="preserve">E-mail to the contact in the site's footer, report@afdian.com (建议反馈)</w:t>
             </w:r>
           </w:p>
         </w:tc>
@@ -4827,75 +4287,75 @@
                 <w:sz w:val="18"/>
                 <w:szCs w:val="18"/>
               </w:rPr>
-              <w:t xml:space="preserve">Web form</w:t>
-            </w:r>
-          </w:p>
-        </w:tc>
-        <w:tc>
-          <w:tcPr>
-            <w:tcW w:type="dxa" w:w="2313"/>
-            <w:tcBorders>
-              <w:top w:val="single" w:color="A6B8D0" w:sz="4"/>
-              <w:left w:val="single" w:color="A6B8D0" w:sz="4"/>
-              <w:bottom w:val="single" w:color="A6B8D0" w:sz="4"/>
-              <w:right w:val="single" w:color="A6B8D0" w:sz="4"/>
-            </w:tcBorders>
-            <w:tcMar>
-              <w:top w:type="dxa" w:w="50"/>
-              <w:left w:type="dxa" w:w="90"/>
-              <w:bottom w:type="dxa" w:w="50"/>
-              <w:right w:type="dxa" w:w="90"/>
-            </w:tcMar>
-          </w:tcPr>
-          <w:p>
-            <w:pPr>
-              <w:keepNext w:val="false"/>
-              <w:keepLines/>
-              <w:spacing w:after="0" w:before="0" w:line="280"/>
-            </w:pPr>
-            <w:r>
-              <w:rPr>
-                <w:rFonts w:ascii="Calibri" w:eastAsia="Yu Gothic" w:hAnsi="Calibri"/>
-                <w:b w:val="false"/>
-                <w:bCs w:val="false"/>
-                <w:sz w:val="18"/>
-                <w:szCs w:val="18"/>
-              </w:rPr>
-              <w:t xml:space="preserve">Complaints by e-mail are in principle not processed</w:t>
-            </w:r>
-          </w:p>
-        </w:tc>
-        <w:tc>
-          <w:tcPr>
-            <w:tcW w:type="dxa" w:w="2291"/>
-            <w:tcBorders>
-              <w:top w:val="single" w:color="A6B8D0" w:sz="4"/>
-              <w:left w:val="single" w:color="A6B8D0" w:sz="4"/>
-              <w:bottom w:val="single" w:color="A6B8D0" w:sz="4"/>
-              <w:right w:val="single" w:color="A6B8D0" w:sz="4"/>
-            </w:tcBorders>
-            <w:tcMar>
-              <w:top w:type="dxa" w:w="50"/>
-              <w:left w:type="dxa" w:w="90"/>
-              <w:bottom w:type="dxa" w:w="50"/>
-              <w:right w:type="dxa" w:w="90"/>
-            </w:tcMar>
-          </w:tcPr>
-          <w:p>
-            <w:pPr>
-              <w:keepNext w:val="false"/>
-              <w:keepLines/>
-              <w:spacing w:after="0" w:before="0" w:line="280"/>
-            </w:pPr>
-            <w:r>
-              <w:rPr>
-                <w:rFonts w:ascii="Calibri" w:eastAsia="Yu Gothic" w:hAnsi="Calibri"/>
-                <w:b w:val="false"/>
-                <w:bCs w:val="false"/>
-                <w:sz w:val="18"/>
-                <w:szCs w:val="18"/>
-              </w:rPr>
-              <w:t xml:space="preserve">cloudflare.com/trust-hub/reporting-abuse</w:t>
+              <w:t xml:space="preserve">E-mail</w:t>
+            </w:r>
+          </w:p>
+        </w:tc>
+        <w:tc>
+          <w:tcPr>
+            <w:tcW w:type="dxa" w:w="2320"/>
+            <w:tcBorders>
+              <w:top w:val="single" w:color="A6B8D0" w:sz="4"/>
+              <w:left w:val="single" w:color="A6B8D0" w:sz="4"/>
+              <w:bottom w:val="single" w:color="A6B8D0" w:sz="4"/>
+              <w:right w:val="single" w:color="A6B8D0" w:sz="4"/>
+            </w:tcBorders>
+            <w:tcMar>
+              <w:top w:type="dxa" w:w="50"/>
+              <w:left w:type="dxa" w:w="90"/>
+              <w:bottom w:type="dxa" w:w="50"/>
+              <w:right w:type="dxa" w:w="90"/>
+            </w:tcMar>
+          </w:tcPr>
+          <w:p>
+            <w:pPr>
+              <w:keepNext w:val="false"/>
+              <w:keepLines/>
+              <w:spacing w:after="0" w:before="0" w:line="280"/>
+            </w:pPr>
+            <w:r>
+              <w:rPr>
+                <w:rFonts w:ascii="Calibri" w:eastAsia="Yu Gothic" w:hAnsi="Calibri"/>
+                <w:b w:val="false"/>
+                <w:bCs w:val="false"/>
+                <w:sz w:val="18"/>
+                <w:szCs w:val="18"/>
+              </w:rPr>
+              <w:t xml:space="preserve">No dedicated form for reporting rights infringement could be confirmed in public information; the footer contact is shown (checked 2026-10-01; the same handling as Fantia)</w:t>
+            </w:r>
+          </w:p>
+        </w:tc>
+        <w:tc>
+          <w:tcPr>
+            <w:tcW w:type="dxa" w:w="2292"/>
+            <w:tcBorders>
+              <w:top w:val="single" w:color="A6B8D0" w:sz="4"/>
+              <w:left w:val="single" w:color="A6B8D0" w:sz="4"/>
+              <w:bottom w:val="single" w:color="A6B8D0" w:sz="4"/>
+              <w:right w:val="single" w:color="A6B8D0" w:sz="4"/>
+            </w:tcBorders>
+            <w:tcMar>
+              <w:top w:type="dxa" w:w="50"/>
+              <w:left w:type="dxa" w:w="90"/>
+              <w:bottom w:type="dxa" w:w="50"/>
+              <w:right w:type="dxa" w:w="90"/>
+            </w:tcMar>
+          </w:tcPr>
+          <w:p>
+            <w:pPr>
+              <w:keepNext w:val="false"/>
+              <w:keepLines/>
+              <w:spacing w:after="0" w:before="0" w:line="280"/>
+            </w:pPr>
+            <w:r>
+              <w:rPr>
+                <w:rFonts w:ascii="Calibri" w:eastAsia="Yu Gothic" w:hAnsi="Calibri"/>
+                <w:b w:val="false"/>
+                <w:bCs w:val="false"/>
+                <w:sz w:val="18"/>
+                <w:szCs w:val="18"/>
+              </w:rPr>
+              <w:t xml:space="preserve">The footer of afdian.com, guide.afdian.com</w:t>
             </w:r>
           </w:p>
         </w:tc>
@@ -4935,41 +4395,41 @@
                 <w:sz w:val="18"/>
                 <w:szCs w:val="18"/>
               </w:rPr>
-              <w:t xml:space="preserve">Hosting providers (general)</w:t>
-            </w:r>
-          </w:p>
-        </w:tc>
-        <w:tc>
-          <w:tcPr>
-            <w:tcW w:type="dxa" w:w="2594"/>
-            <w:tcBorders>
-              <w:top w:val="single" w:color="A6B8D0" w:sz="4"/>
-              <w:left w:val="single" w:color="A6B8D0" w:sz="4"/>
-              <w:bottom w:val="single" w:color="A6B8D0" w:sz="4"/>
-              <w:right w:val="single" w:color="A6B8D0" w:sz="4"/>
-            </w:tcBorders>
-            <w:tcMar>
-              <w:top w:type="dxa" w:w="50"/>
-              <w:left w:type="dxa" w:w="90"/>
-              <w:bottom w:type="dxa" w:w="50"/>
-              <w:right w:type="dxa" w:w="90"/>
-            </w:tcMar>
-          </w:tcPr>
-          <w:p>
-            <w:pPr>
-              <w:keepNext w:val="false"/>
-              <w:keepLines/>
-              <w:spacing w:after="0" w:before="0" w:line="280"/>
-            </w:pPr>
-            <w:r>
-              <w:rPr>
-                <w:rFonts w:ascii="Calibri" w:eastAsia="Yu Gothic" w:hAnsi="Calibri"/>
-                <w:b w:val="false"/>
-                <w:bCs w:val="false"/>
-                <w:sz w:val="18"/>
-                <w:szCs w:val="18"/>
-              </w:rPr>
-              <w:t xml:space="preserve">The abuse contact obtained by RDAP (Chapter 6, 5 “Who and Where (④)”)</w:t>
+              <w:t xml:space="preserve">Cloudflare (CDN)</w:t>
+            </w:r>
+          </w:p>
+        </w:tc>
+        <w:tc>
+          <w:tcPr>
+            <w:tcW w:type="dxa" w:w="2586"/>
+            <w:tcBorders>
+              <w:top w:val="single" w:color="A6B8D0" w:sz="4"/>
+              <w:left w:val="single" w:color="A6B8D0" w:sz="4"/>
+              <w:bottom w:val="single" w:color="A6B8D0" w:sz="4"/>
+              <w:right w:val="single" w:color="A6B8D0" w:sz="4"/>
+            </w:tcBorders>
+            <w:tcMar>
+              <w:top w:type="dxa" w:w="50"/>
+              <w:left w:type="dxa" w:w="90"/>
+              <w:bottom w:type="dxa" w:w="50"/>
+              <w:right w:type="dxa" w:w="90"/>
+            </w:tcMar>
+          </w:tcPr>
+          <w:p>
+            <w:pPr>
+              <w:keepNext w:val="false"/>
+              <w:keepLines/>
+              <w:spacing w:after="0" w:before="0" w:line="280"/>
+            </w:pPr>
+            <w:r>
+              <w:rPr>
+                <w:rFonts w:ascii="Calibri" w:eastAsia="Yu Gothic" w:hAnsi="Calibri"/>
+                <w:b w:val="false"/>
+                <w:bCs w:val="false"/>
+                <w:sz w:val="18"/>
+                <w:szCs w:val="18"/>
+              </w:rPr>
+              <w:t xml:space="preserve">DMCA form at abuse.cloudflare.com</w:t>
             </w:r>
           </w:p>
         </w:tc>
@@ -5003,75 +4463,75 @@
                 <w:sz w:val="18"/>
                 <w:szCs w:val="18"/>
               </w:rPr>
-              <w:t xml:space="preserve">E-mail, form</w:t>
-            </w:r>
-          </w:p>
-        </w:tc>
-        <w:tc>
-          <w:tcPr>
-            <w:tcW w:type="dxa" w:w="2313"/>
-            <w:tcBorders>
-              <w:top w:val="single" w:color="A6B8D0" w:sz="4"/>
-              <w:left w:val="single" w:color="A6B8D0" w:sz="4"/>
-              <w:bottom w:val="single" w:color="A6B8D0" w:sz="4"/>
-              <w:right w:val="single" w:color="A6B8D0" w:sz="4"/>
-            </w:tcBorders>
-            <w:tcMar>
-              <w:top w:type="dxa" w:w="50"/>
-              <w:left w:type="dxa" w:w="90"/>
-              <w:bottom w:type="dxa" w:w="50"/>
-              <w:right w:type="dxa" w:w="90"/>
-            </w:tcMar>
-          </w:tcPr>
-          <w:p>
-            <w:pPr>
-              <w:keepNext w:val="false"/>
-              <w:keepLines/>
-              <w:spacing w:after="0" w:before="0" w:line="280"/>
-            </w:pPr>
-            <w:r>
-              <w:rPr>
-                <w:rFonts w:ascii="Calibri" w:eastAsia="Yu Gothic" w:hAnsi="Calibri"/>
-                <w:b w:val="false"/>
-                <w:bCs w:val="false"/>
-                <w:sz w:val="18"/>
-                <w:szCs w:val="18"/>
-              </w:rPr>
-              <w:t xml:space="preserve">—</w:t>
-            </w:r>
-          </w:p>
-        </w:tc>
-        <w:tc>
-          <w:tcPr>
-            <w:tcW w:type="dxa" w:w="2291"/>
-            <w:tcBorders>
-              <w:top w:val="single" w:color="A6B8D0" w:sz="4"/>
-              <w:left w:val="single" w:color="A6B8D0" w:sz="4"/>
-              <w:bottom w:val="single" w:color="A6B8D0" w:sz="4"/>
-              <w:right w:val="single" w:color="A6B8D0" w:sz="4"/>
-            </w:tcBorders>
-            <w:tcMar>
-              <w:top w:type="dxa" w:w="50"/>
-              <w:left w:type="dxa" w:w="90"/>
-              <w:bottom w:type="dxa" w:w="50"/>
-              <w:right w:type="dxa" w:w="90"/>
-            </w:tcMar>
-          </w:tcPr>
-          <w:p>
-            <w:pPr>
-              <w:keepNext w:val="false"/>
-              <w:keepLines/>
-              <w:spacing w:after="0" w:before="0" w:line="280"/>
-            </w:pPr>
-            <w:r>
-              <w:rPr>
-                <w:rFonts w:ascii="Calibri" w:eastAsia="Yu Gothic" w:hAnsi="Calibri"/>
-                <w:b w:val="false"/>
-                <w:bCs w:val="false"/>
-                <w:sz w:val="18"/>
-                <w:szCs w:val="18"/>
-              </w:rPr>
-              <w:t xml:space="preserve">Draft Project Proposal [23]</w:t>
+              <w:t xml:space="preserve">Web form</w:t>
+            </w:r>
+          </w:p>
+        </w:tc>
+        <w:tc>
+          <w:tcPr>
+            <w:tcW w:type="dxa" w:w="2320"/>
+            <w:tcBorders>
+              <w:top w:val="single" w:color="A6B8D0" w:sz="4"/>
+              <w:left w:val="single" w:color="A6B8D0" w:sz="4"/>
+              <w:bottom w:val="single" w:color="A6B8D0" w:sz="4"/>
+              <w:right w:val="single" w:color="A6B8D0" w:sz="4"/>
+            </w:tcBorders>
+            <w:tcMar>
+              <w:top w:type="dxa" w:w="50"/>
+              <w:left w:type="dxa" w:w="90"/>
+              <w:bottom w:type="dxa" w:w="50"/>
+              <w:right w:type="dxa" w:w="90"/>
+            </w:tcMar>
+          </w:tcPr>
+          <w:p>
+            <w:pPr>
+              <w:keepNext w:val="false"/>
+              <w:keepLines/>
+              <w:spacing w:after="0" w:before="0" w:line="280"/>
+            </w:pPr>
+            <w:r>
+              <w:rPr>
+                <w:rFonts w:ascii="Calibri" w:eastAsia="Yu Gothic" w:hAnsi="Calibri"/>
+                <w:b w:val="false"/>
+                <w:bCs w:val="false"/>
+                <w:sz w:val="18"/>
+                <w:szCs w:val="18"/>
+              </w:rPr>
+              <w:t xml:space="preserve">Complaints by e-mail are in principle not processed</w:t>
+            </w:r>
+          </w:p>
+        </w:tc>
+        <w:tc>
+          <w:tcPr>
+            <w:tcW w:type="dxa" w:w="2292"/>
+            <w:tcBorders>
+              <w:top w:val="single" w:color="A6B8D0" w:sz="4"/>
+              <w:left w:val="single" w:color="A6B8D0" w:sz="4"/>
+              <w:bottom w:val="single" w:color="A6B8D0" w:sz="4"/>
+              <w:right w:val="single" w:color="A6B8D0" w:sz="4"/>
+            </w:tcBorders>
+            <w:tcMar>
+              <w:top w:type="dxa" w:w="50"/>
+              <w:left w:type="dxa" w:w="90"/>
+              <w:bottom w:type="dxa" w:w="50"/>
+              <w:right w:type="dxa" w:w="90"/>
+            </w:tcMar>
+          </w:tcPr>
+          <w:p>
+            <w:pPr>
+              <w:keepNext w:val="false"/>
+              <w:keepLines/>
+              <w:spacing w:after="0" w:before="0" w:line="280"/>
+            </w:pPr>
+            <w:r>
+              <w:rPr>
+                <w:rFonts w:ascii="Calibri" w:eastAsia="Yu Gothic" w:hAnsi="Calibri"/>
+                <w:b w:val="false"/>
+                <w:bCs w:val="false"/>
+                <w:sz w:val="18"/>
+                <w:szCs w:val="18"/>
+              </w:rPr>
+              <w:t xml:space="preserve">cloudflare.com/trust-hub/reporting-abuse</w:t>
             </w:r>
           </w:p>
         </w:tc>
@@ -5111,13 +4571,189 @@
                 <w:sz w:val="18"/>
                 <w:szCs w:val="18"/>
               </w:rPr>
+              <w:t xml:space="preserve">Hosting providers (general)</w:t>
+            </w:r>
+          </w:p>
+        </w:tc>
+        <w:tc>
+          <w:tcPr>
+            <w:tcW w:type="dxa" w:w="2586"/>
+            <w:tcBorders>
+              <w:top w:val="single" w:color="A6B8D0" w:sz="4"/>
+              <w:left w:val="single" w:color="A6B8D0" w:sz="4"/>
+              <w:bottom w:val="single" w:color="A6B8D0" w:sz="4"/>
+              <w:right w:val="single" w:color="A6B8D0" w:sz="4"/>
+            </w:tcBorders>
+            <w:tcMar>
+              <w:top w:type="dxa" w:w="50"/>
+              <w:left w:type="dxa" w:w="90"/>
+              <w:bottom w:type="dxa" w:w="50"/>
+              <w:right w:type="dxa" w:w="90"/>
+            </w:tcMar>
+          </w:tcPr>
+          <w:p>
+            <w:pPr>
+              <w:keepNext w:val="false"/>
+              <w:keepLines/>
+              <w:spacing w:after="0" w:before="0" w:line="280"/>
+            </w:pPr>
+            <w:r>
+              <w:rPr>
+                <w:rFonts w:ascii="Calibri" w:eastAsia="Yu Gothic" w:hAnsi="Calibri"/>
+                <w:b w:val="false"/>
+                <w:bCs w:val="false"/>
+                <w:sz w:val="18"/>
+                <w:szCs w:val="18"/>
+              </w:rPr>
+              <w:t xml:space="preserve">The abuse contact obtained by RDAP (Chapter 6, 5 “Who and Where (④)”)</w:t>
+            </w:r>
+          </w:p>
+        </w:tc>
+        <w:tc>
+          <w:tcPr>
+            <w:tcW w:type="dxa" w:w="1020"/>
+            <w:tcBorders>
+              <w:top w:val="single" w:color="A6B8D0" w:sz="4"/>
+              <w:left w:val="single" w:color="A6B8D0" w:sz="4"/>
+              <w:bottom w:val="single" w:color="A6B8D0" w:sz="4"/>
+              <w:right w:val="single" w:color="A6B8D0" w:sz="4"/>
+            </w:tcBorders>
+            <w:tcMar>
+              <w:top w:type="dxa" w:w="50"/>
+              <w:left w:type="dxa" w:w="90"/>
+              <w:bottom w:type="dxa" w:w="50"/>
+              <w:right w:type="dxa" w:w="90"/>
+            </w:tcMar>
+          </w:tcPr>
+          <w:p>
+            <w:pPr>
+              <w:keepNext w:val="false"/>
+              <w:keepLines/>
+              <w:spacing w:after="0" w:before="0" w:line="280"/>
+            </w:pPr>
+            <w:r>
+              <w:rPr>
+                <w:rFonts w:ascii="Calibri" w:eastAsia="Yu Gothic" w:hAnsi="Calibri"/>
+                <w:b w:val="false"/>
+                <w:bCs w:val="false"/>
+                <w:sz w:val="18"/>
+                <w:szCs w:val="18"/>
+              </w:rPr>
+              <w:t xml:space="preserve">E-mail, form</w:t>
+            </w:r>
+          </w:p>
+        </w:tc>
+        <w:tc>
+          <w:tcPr>
+            <w:tcW w:type="dxa" w:w="2320"/>
+            <w:tcBorders>
+              <w:top w:val="single" w:color="A6B8D0" w:sz="4"/>
+              <w:left w:val="single" w:color="A6B8D0" w:sz="4"/>
+              <w:bottom w:val="single" w:color="A6B8D0" w:sz="4"/>
+              <w:right w:val="single" w:color="A6B8D0" w:sz="4"/>
+            </w:tcBorders>
+            <w:tcMar>
+              <w:top w:type="dxa" w:w="50"/>
+              <w:left w:type="dxa" w:w="90"/>
+              <w:bottom w:type="dxa" w:w="50"/>
+              <w:right w:type="dxa" w:w="90"/>
+            </w:tcMar>
+          </w:tcPr>
+          <w:p>
+            <w:pPr>
+              <w:keepNext w:val="false"/>
+              <w:keepLines/>
+              <w:spacing w:after="0" w:before="0" w:line="280"/>
+            </w:pPr>
+            <w:r>
+              <w:rPr>
+                <w:rFonts w:ascii="Calibri" w:eastAsia="Yu Gothic" w:hAnsi="Calibri"/>
+                <w:b w:val="false"/>
+                <w:bCs w:val="false"/>
+                <w:sz w:val="18"/>
+                <w:szCs w:val="18"/>
+              </w:rPr>
+              <w:t xml:space="preserve">—</w:t>
+            </w:r>
+          </w:p>
+        </w:tc>
+        <w:tc>
+          <w:tcPr>
+            <w:tcW w:type="dxa" w:w="2292"/>
+            <w:tcBorders>
+              <w:top w:val="single" w:color="A6B8D0" w:sz="4"/>
+              <w:left w:val="single" w:color="A6B8D0" w:sz="4"/>
+              <w:bottom w:val="single" w:color="A6B8D0" w:sz="4"/>
+              <w:right w:val="single" w:color="A6B8D0" w:sz="4"/>
+            </w:tcBorders>
+            <w:tcMar>
+              <w:top w:type="dxa" w:w="50"/>
+              <w:left w:type="dxa" w:w="90"/>
+              <w:bottom w:type="dxa" w:w="50"/>
+              <w:right w:type="dxa" w:w="90"/>
+            </w:tcMar>
+          </w:tcPr>
+          <w:p>
+            <w:pPr>
+              <w:keepNext w:val="false"/>
+              <w:keepLines/>
+              <w:spacing w:after="0" w:before="0" w:line="280"/>
+            </w:pPr>
+            <w:r>
+              <w:rPr>
+                <w:rFonts w:ascii="Calibri" w:eastAsia="Yu Gothic" w:hAnsi="Calibri"/>
+                <w:b w:val="false"/>
+                <w:bCs w:val="false"/>
+                <w:sz w:val="18"/>
+                <w:szCs w:val="18"/>
+              </w:rPr>
+              <w:t xml:space="preserve">Draft Project Proposal [23]</w:t>
+            </w:r>
+          </w:p>
+        </w:tc>
+      </w:tr>
+      <w:tr>
+        <w:trPr>
+          <w:cantSplit/>
+          <w:tblHeader w:val="off"/>
+        </w:trPr>
+        <w:tc>
+          <w:tcPr>
+            <w:tcW w:type="dxa" w:w="1420"/>
+            <w:tcBorders>
+              <w:top w:val="single" w:color="A6B8D0" w:sz="4"/>
+              <w:left w:val="single" w:color="A6B8D0" w:sz="4"/>
+              <w:bottom w:val="single" w:color="A6B8D0" w:sz="4"/>
+              <w:right w:val="single" w:color="A6B8D0" w:sz="4"/>
+            </w:tcBorders>
+            <w:tcMar>
+              <w:top w:type="dxa" w:w="50"/>
+              <w:left w:type="dxa" w:w="90"/>
+              <w:bottom w:type="dxa" w:w="50"/>
+              <w:right w:type="dxa" w:w="90"/>
+            </w:tcMar>
+          </w:tcPr>
+          <w:p>
+            <w:pPr>
+              <w:keepNext w:val="false"/>
+              <w:keepLines/>
+              <w:spacing w:after="0" w:before="0" w:line="280"/>
+            </w:pPr>
+            <w:r>
+              <w:rPr>
+                <w:rFonts w:ascii="Calibri" w:eastAsia="Yu Gothic" w:hAnsi="Calibri"/>
+                <w:b w:val="false"/>
+                <w:bCs w:val="false"/>
+                <w:sz w:val="18"/>
+                <w:szCs w:val="18"/>
+              </w:rPr>
               <w:t xml:space="preserve">Sites in China (general)</w:t>
             </w:r>
           </w:p>
         </w:tc>
         <w:tc>
           <w:tcPr>
-            <w:tcW w:type="dxa" w:w="2594"/>
+            <w:tcW w:type="dxa" w:w="2586"/>
             <w:tcBorders>
               <w:top w:val="single" w:color="A6B8D0" w:sz="4"/>
               <w:left w:val="single" w:color="A6B8D0" w:sz="4"/>
@@ -5185,7 +4821,7 @@
         </w:tc>
         <w:tc>
           <w:tcPr>
-            <w:tcW w:type="dxa" w:w="2313"/>
+            <w:tcW w:type="dxa" w:w="2320"/>
             <w:tcBorders>
               <w:top w:val="single" w:color="A6B8D0" w:sz="4"/>
               <w:left w:val="single" w:color="A6B8D0" w:sz="4"/>
@@ -5219,7 +4855,7 @@
         </w:tc>
         <w:tc>
           <w:tcPr>
-            <w:tcW w:type="dxa" w:w="2291"/>
+            <w:tcW w:type="dxa" w:w="2292"/>
             <w:tcBorders>
               <w:top w:val="single" w:color="A6B8D0" w:sz="4"/>
               <w:left w:val="single" w:color="A6B8D0" w:sz="4"/>
@@ -5297,6 +4933,24 @@
     <w:p>
       <w:pPr>
         <w:pStyle w:val="ListParagraph"/>
+        <w:keepNext/>
+        <w:keepLines/>
+        <w:numPr>
+          <w:ilvl w:val="0"/>
+          <w:numId w:val="2"/>
+        </w:numPr>
+        <w:spacing w:after="20" w:before="20" w:line="300"/>
+      </w:pPr>
+      <w:r>
+        <w:rPr>
+          <w:rFonts w:ascii="Calibri" w:eastAsia="Yu Gothic" w:hAnsi="Calibri"/>
+        </w:rPr>
+        <w:t xml:space="preserve">When a Japanese User makes a request under Japanese law, the Form A model text (3.3.3) is shown paired with the Article 22 method contact point (the “requests under Japanese law” column of the table above). The DMCA model text is shown paired with the report form under U.S. law.</w:t>
+      </w:r>
+    </w:p>
+    <w:p>
+      <w:pPr>
+        <w:pStyle w:val="ListParagraph"/>
         <w:keepNext w:val="false"/>
         <w:keepLines/>
         <w:numPr>
@@ -5309,7 +4963,199 @@
         <w:rPr>
           <w:rFonts w:ascii="Calibri" w:eastAsia="Yu Gothic" w:hAnsi="Calibri"/>
         </w:rPr>
-        <w:t xml:space="preserve">When a Japanese User makes a request under Japanese law, the Form A model text (3.3.3) is shown paired with the Article 22 method contact point (the “requests under Japanese law” column of the table above). The DMCA model text is shown paired with the report form under U.S. law.</w:t>
+        <w:t xml:space="preserve">The reference information's </w:t>
+      </w:r>
+      <w:r>
+        <w:rPr>
+          <w:rFonts w:ascii="Consolas" w:eastAsia="Yu Gothic" w:hAnsi="Consolas"/>
+        </w:rPr>
+        <w:t xml:space="preserve">platforms.json</w:t>
+      </w:r>
+      <w:r>
+        <w:rPr>
+          <w:rFonts w:ascii="Calibri" w:eastAsia="Yu Gothic" w:hAnsi="Calibri"/>
+        </w:rPr>
+        <w:t xml:space="preserve"> has one row per posting site or provider, with </w:t>
+      </w:r>
+      <w:r>
+        <w:rPr>
+          <w:rFonts w:ascii="Consolas" w:eastAsia="Yu Gothic" w:hAnsi="Consolas"/>
+        </w:rPr>
+        <w:t xml:space="preserve">id</w:t>
+      </w:r>
+      <w:r>
+        <w:rPr>
+          <w:rFonts w:ascii="Calibri" w:eastAsia="Yu Gothic" w:hAnsi="Calibri"/>
+        </w:rPr>
+        <w:t xml:space="preserve">, </w:t>
+      </w:r>
+      <w:r>
+        <w:rPr>
+          <w:rFonts w:ascii="Consolas" w:eastAsia="Yu Gothic" w:hAnsi="Consolas"/>
+        </w:rPr>
+        <w:t xml:space="preserve">name</w:t>
+      </w:r>
+      <w:r>
+        <w:rPr>
+          <w:rFonts w:ascii="Calibri" w:eastAsia="Yu Gothic" w:hAnsi="Calibri"/>
+        </w:rPr>
+        <w:t xml:space="preserve"> (three languages), </w:t>
+      </w:r>
+      <w:r>
+        <w:rPr>
+          <w:rFonts w:ascii="Consolas" w:eastAsia="Yu Gothic" w:hAnsi="Consolas"/>
+        </w:rPr>
+        <w:t xml:space="preserve">hosts</w:t>
+      </w:r>
+      <w:r>
+        <w:rPr>
+          <w:rFonts w:ascii="Calibri" w:eastAsia="Yu Gothic" w:hAnsi="Calibri"/>
+        </w:rPr>
+        <w:t xml:space="preserve"> (the host name patterns for detection) and </w:t>
+      </w:r>
+      <w:r>
+        <w:rPr>
+          <w:rFonts w:ascii="Consolas" w:eastAsia="Yu Gothic" w:hAnsi="Consolas"/>
+        </w:rPr>
+        <w:t xml:space="preserve">paths</w:t>
+      </w:r>
+      <w:r>
+        <w:rPr>
+          <w:rFonts w:ascii="Calibri" w:eastAsia="Yu Gothic" w:hAnsi="Calibri"/>
+        </w:rPr>
+        <w:t xml:space="preserve"> (the path patterns of posts and profiles; the detection of Chapter 1, 10.10 uses these two, and Chapter 2, 2.3 and Chapter 6, 2.1 use the same table), </w:t>
+      </w:r>
+      <w:r>
+        <w:rPr>
+          <w:rFonts w:ascii="Consolas" w:eastAsia="Yu Gothic" w:hAnsi="Consolas"/>
+        </w:rPr>
+        <w:t xml:space="preserve">profile_limit</w:t>
+      </w:r>
+      <w:r>
+        <w:rPr>
+          <w:rFonts w:ascii="Calibri" w:eastAsia="Yu Gothic" w:hAnsi="Calibri"/>
+        </w:rPr>
+        <w:t xml:space="preserve"> (Chapter 2, 2.2), </w:t>
+      </w:r>
+      <w:r>
+        <w:rPr>
+          <w:rFonts w:ascii="Consolas" w:eastAsia="Yu Gothic" w:hAnsi="Consolas"/>
+        </w:rPr>
+        <w:t xml:space="preserve">c2pa_survives</w:t>
+      </w:r>
+      <w:r>
+        <w:rPr>
+          <w:rFonts w:ascii="Calibri" w:eastAsia="Yu Gothic" w:hAnsi="Calibri"/>
+        </w:rPr>
+        <w:t xml:space="preserve"> (Chapter 3, 10.3), </w:t>
+      </w:r>
+      <w:r>
+        <w:rPr>
+          <w:rFonts w:ascii="Consolas" w:eastAsia="Yu Gothic" w:hAnsi="Consolas"/>
+        </w:rPr>
+        <w:t xml:space="preserve">windows</w:t>
+      </w:r>
+      <w:r>
+        <w:rPr>
+          <w:rFonts w:ascii="Calibri" w:eastAsia="Yu Gothic" w:hAnsi="Calibri"/>
+        </w:rPr>
+        <w:t xml:space="preserve"> (two: </w:t>
+      </w:r>
+      <w:r>
+        <w:rPr>
+          <w:rFonts w:ascii="Consolas" w:eastAsia="Yu Gothic" w:hAnsi="Consolas"/>
+        </w:rPr>
+        <w:t xml:space="preserve">copyright</w:t>
+      </w:r>
+      <w:r>
+        <w:rPr>
+          <w:rFonts w:ascii="Calibri" w:eastAsia="Yu Gothic" w:hAnsi="Calibri"/>
+        </w:rPr>
+        <w:t xml:space="preserve"> and </w:t>
+      </w:r>
+      <w:r>
+        <w:rPr>
+          <w:rFonts w:ascii="Consolas" w:eastAsia="Yu Gothic" w:hAnsi="Consolas"/>
+        </w:rPr>
+        <w:t xml:space="preserve">portrait</w:t>
+      </w:r>
+      <w:r>
+        <w:rPr>
+          <w:rFonts w:ascii="Calibri" w:eastAsia="Yu Gothic" w:hAnsi="Calibri"/>
+        </w:rPr>
+        <w:t xml:space="preserve">, each with </w:t>
+      </w:r>
+      <w:r>
+        <w:rPr>
+          <w:rFonts w:ascii="Consolas" w:eastAsia="Yu Gothic" w:hAnsi="Consolas"/>
+        </w:rPr>
+        <w:t xml:space="preserve">url</w:t>
+      </w:r>
+      <w:r>
+        <w:rPr>
+          <w:rFonts w:ascii="Calibri" w:eastAsia="Yu Gothic" w:hAnsi="Calibri"/>
+        </w:rPr>
+        <w:t xml:space="preserve">, </w:t>
+      </w:r>
+      <w:r>
+        <w:rPr>
+          <w:rFonts w:ascii="Consolas" w:eastAsia="Yu Gothic" w:hAnsi="Consolas"/>
+        </w:rPr>
+        <w:t xml:space="preserve">method</w:t>
+      </w:r>
+      <w:r>
+        <w:rPr>
+          <w:rFonts w:ascii="Calibri" w:eastAsia="Yu Gothic" w:hAnsi="Calibri"/>
+        </w:rPr>
+        <w:t xml:space="preserve"> (form or e-mail), </w:t>
+      </w:r>
+      <w:r>
+        <w:rPr>
+          <w:rFonts w:ascii="Consolas" w:eastAsia="Yu Gothic" w:hAnsi="Consolas"/>
+        </w:rPr>
+        <w:t xml:space="preserve">jp_art22</w:t>
+      </w:r>
+      <w:r>
+        <w:rPr>
+          <w:rFonts w:ascii="Calibri" w:eastAsia="Yu Gothic" w:hAnsi="Calibri"/>
+        </w:rPr>
+        <w:t xml:space="preserve"> (whether it is an Article 22 method), and </w:t>
+      </w:r>
+      <w:r>
+        <w:rPr>
+          <w:rFonts w:ascii="Consolas" w:eastAsia="Yu Gothic" w:hAnsi="Consolas"/>
+        </w:rPr>
+        <w:t xml:space="preserve">notes</w:t>
+      </w:r>
+      <w:r>
+        <w:rPr>
+          <w:rFonts w:ascii="Calibri" w:eastAsia="Yu Gothic" w:hAnsi="Calibri"/>
+        </w:rPr>
+        <w:t xml:space="preserve">), </w:t>
+      </w:r>
+      <w:r>
+        <w:rPr>
+          <w:rFonts w:ascii="Consolas" w:eastAsia="Yu Gothic" w:hAnsi="Consolas"/>
+        </w:rPr>
+        <w:t xml:space="preserve">sources</w:t>
+      </w:r>
+      <w:r>
+        <w:rPr>
+          <w:rFonts w:ascii="Calibri" w:eastAsia="Yu Gothic" w:hAnsi="Calibri"/>
+        </w:rPr>
+        <w:t xml:space="preserve">, and </w:t>
+      </w:r>
+      <w:r>
+        <w:rPr>
+          <w:rFonts w:ascii="Consolas" w:eastAsia="Yu Gothic" w:hAnsi="Consolas"/>
+        </w:rPr>
+        <w:t xml:space="preserve">checked_at</w:t>
+      </w:r>
+      <w:r>
+        <w:rPr>
+          <w:rFonts w:ascii="Calibri" w:eastAsia="Yu Gothic" w:hAnsi="Calibri"/>
+        </w:rPr>
+        <w:t xml:space="preserve">. The contact points are two: “copyright” and “portrait/privacy” (the one shown for the standing “subject” of 3.4). The URLs of the first edition's portrait/privacy contact points (X's “private information” report, Meta's “privacy” report, and the corresponding reports of TikTok, Weibo, Xiaohongshu, and pixiv) are checked on each company's official pages and entered when the reference information sources are made.</w:t>
       </w:r>
     </w:p>
     <w:p>
@@ -5362,6 +5208,24 @@
     <w:p>
       <w:pPr>
         <w:pStyle w:val="ListParagraph"/>
+        <w:keepNext/>
+        <w:keepLines/>
+        <w:numPr>
+          <w:ilvl w:val="0"/>
+          <w:numId w:val="2"/>
+        </w:numPr>
+        <w:spacing w:after="20" w:before="20" w:line="300"/>
+      </w:pPr>
+      <w:r>
+        <w:rPr>
+          <w:rFonts w:ascii="Calibri" w:eastAsia="Yu Gothic" w:hAnsi="Calibri"/>
+        </w:rPr>
+        <w:t xml:space="preserve">Additions to the Ministry's designations (press releases) are included in the quarterly checks.</w:t>
+      </w:r>
+    </w:p>
+    <w:p>
+      <w:pPr>
+        <w:pStyle w:val="ListParagraph"/>
         <w:keepNext w:val="false"/>
         <w:keepLines/>
         <w:numPr>
@@ -5374,7 +5238,7 @@
         <w:rPr>
           <w:rFonts w:ascii="Calibri" w:eastAsia="Yu Gothic" w:hAnsi="Calibri"/>
         </w:rPr>
-        <w:t xml:space="preserve">Additions to the Ministry's designations (press releases) are included in the quarterly checks.</w:t>
+        <w:t xml:space="preserve">The RDAP bootstrap list is also included in the reference information, and the operator tool M-01“Reference Information” shows the difference from IANA's list and raises the version (Chapter 8, 3.4).</w:t>
       </w:r>
     </w:p>
     <w:p>
@@ -6664,6 +6528,24 @@
     <w:p>
       <w:pPr>
         <w:pStyle w:val="ListParagraph"/>
+        <w:keepNext/>
+        <w:keepLines/>
+        <w:numPr>
+          <w:ilvl w:val="0"/>
+          <w:numId w:val="2"/>
+        </w:numPr>
+        <w:spacing w:after="20" w:before="20" w:line="300"/>
+      </w:pPr>
+      <w:r>
+        <w:rPr>
+          <w:rFonts w:ascii="Calibri" w:eastAsia="Yu Gothic" w:hAnsi="Calibri"/>
+        </w:rPr>
+        <w:t xml:space="preserve">For cases whose matching result is “A match cannot be confirmed”, “Similar (visual fingerprint): possibly the same photo edited”, or “Watermark with someone else's number” (Chapter 6, 4.1 “How the match level is shown”), a warning is shown at the top of this screen.</w:t>
+      </w:r>
+    </w:p>
+    <w:p>
+      <w:pPr>
+        <w:pStyle w:val="ListParagraph"/>
         <w:keepNext w:val="false"/>
         <w:keepLines/>
         <w:numPr>
@@ -6676,7 +6558,7 @@
         <w:rPr>
           <w:rFonts w:ascii="Calibri" w:eastAsia="Yu Gothic" w:hAnsi="Calibri"/>
         </w:rPr>
-        <w:t xml:space="preserve">For cases whose matching result is “A match cannot be confirmed”, “Similar (visual fingerprint): possibly the same photo edited”, or “Watermark with someone else's number” (Chapter 6, 4.1 “How the match level is shown”), a warning is shown at the top of this screen.</w:t>
+        <w:t xml:space="preserve">Threat T-2 (spoofing): treating the true Rights Holder's post as a repost and complaining to the provider. Attacker: same as above. Target asset: the true Rights Holder's post. Remaining gap: complaints outside the System cannot be prevented</w:t>
       </w:r>
     </w:p>
     <w:p>
@@ -7192,7 +7074,163 @@
         <w:rPr>
           <w:rFonts w:ascii="Calibri" w:eastAsia="Yu Gothic" w:hAnsi="Calibri"/>
         </w:rPr>
-        <w:t xml:space="preserve">The required items of each model text are set by law. The app fills in fields that can be filled from the case record and shows the fields the User enters as blanks. Draft texts are not distributed until reviewed by experts (the same as Chapter 5, 4 “Management of the Wording”).</w:t>
+        <w:t xml:space="preserve">The model texts are the reference information's </w:t>
+      </w:r>
+      <w:r>
+        <w:rPr>
+          <w:rFonts w:ascii="Consolas" w:eastAsia="Yu Gothic" w:hAnsi="Consolas"/>
+        </w:rPr>
+        <w:t xml:space="preserve">templates/&lt;kind&gt;.&lt;language&gt;.md</w:t>
+      </w:r>
+      <w:r>
+        <w:rPr>
+          <w:rFonts w:ascii="Calibri" w:eastAsia="Yu Gothic" w:hAnsi="Calibri"/>
+        </w:rPr>
+        <w:t xml:space="preserve"> (the kinds are </w:t>
+      </w:r>
+      <w:r>
+        <w:rPr>
+          <w:rFonts w:ascii="Consolas" w:eastAsia="Yu Gothic" w:hAnsi="Consolas"/>
+        </w:rPr>
+        <w:t xml:space="preserve">dmca</w:t>
+      </w:r>
+      <w:r>
+        <w:rPr>
+          <w:rFonts w:ascii="Calibri" w:eastAsia="Yu Gothic" w:hAnsi="Calibri"/>
+        </w:rPr>
+        <w:t xml:space="preserve">, </w:t>
+      </w:r>
+      <w:r>
+        <w:rPr>
+          <w:rFonts w:ascii="Consolas" w:eastAsia="Yu Gothic" w:hAnsi="Consolas"/>
+        </w:rPr>
+        <w:t xml:space="preserve">cn_notice</w:t>
+      </w:r>
+      <w:r>
+        <w:rPr>
+          <w:rFonts w:ascii="Calibri" w:eastAsia="Yu Gothic" w:hAnsi="Calibri"/>
+        </w:rPr>
+        <w:t xml:space="preserve">, </w:t>
+      </w:r>
+      <w:r>
+        <w:rPr>
+          <w:rFonts w:ascii="Consolas" w:eastAsia="Yu Gothic" w:hAnsi="Consolas"/>
+        </w:rPr>
+        <w:t xml:space="preserve">jp_form_a</w:t>
+      </w:r>
+      <w:r>
+        <w:rPr>
+          <w:rFonts w:ascii="Calibri" w:eastAsia="Yu Gothic" w:hAnsi="Calibri"/>
+        </w:rPr>
+        <w:t xml:space="preserve">, </w:t>
+      </w:r>
+      <w:r>
+        <w:rPr>
+          <w:rFonts w:ascii="Consolas" w:eastAsia="Yu Gothic" w:hAnsi="Consolas"/>
+        </w:rPr>
+        <w:t xml:space="preserve">hosting</w:t>
+      </w:r>
+      <w:r>
+        <w:rPr>
+          <w:rFonts w:ascii="Calibri" w:eastAsia="Yu Gothic" w:hAnsi="Calibri"/>
+        </w:rPr>
+        <w:t xml:space="preserve">, and </w:t>
+      </w:r>
+      <w:r>
+        <w:rPr>
+          <w:rFonts w:ascii="Consolas" w:eastAsia="Yu Gothic" w:hAnsi="Consolas"/>
+        </w:rPr>
+        <w:t xml:space="preserve">portrait</w:t>
+      </w:r>
+      <w:r>
+        <w:rPr>
+          <w:rFonts w:ascii="Calibri" w:eastAsia="Yu Gothic" w:hAnsi="Calibri"/>
+        </w:rPr>
+        <w:t xml:space="preserve">), with </w:t>
+      </w:r>
+      <w:r>
+        <w:rPr>
+          <w:rFonts w:ascii="Consolas" w:eastAsia="Yu Gothic" w:hAnsi="Consolas"/>
+        </w:rPr>
+        <w:t xml:space="preserve">kind</w:t>
+      </w:r>
+      <w:r>
+        <w:rPr>
+          <w:rFonts w:ascii="Calibri" w:eastAsia="Yu Gothic" w:hAnsi="Calibri"/>
+        </w:rPr>
+        <w:t xml:space="preserve">, </w:t>
+      </w:r>
+      <w:r>
+        <w:rPr>
+          <w:rFonts w:ascii="Consolas" w:eastAsia="Yu Gothic" w:hAnsi="Consolas"/>
+        </w:rPr>
+        <w:t xml:space="preserve">standing</w:t>
+      </w:r>
+      <w:r>
+        <w:rPr>
+          <w:rFonts w:ascii="Calibri" w:eastAsia="Yu Gothic" w:hAnsi="Calibri"/>
+        </w:rPr>
+        <w:t xml:space="preserve"> (the standings that can use it), </w:t>
+      </w:r>
+      <w:r>
+        <w:rPr>
+          <w:rFonts w:ascii="Consolas" w:eastAsia="Yu Gothic" w:hAnsi="Consolas"/>
+        </w:rPr>
+        <w:t xml:space="preserve">venue_kinds</w:t>
+      </w:r>
+      <w:r>
+        <w:rPr>
+          <w:rFonts w:ascii="Calibri" w:eastAsia="Yu Gothic" w:hAnsi="Calibri"/>
+        </w:rPr>
+        <w:t xml:space="preserve">, </w:t>
+      </w:r>
+      <w:r>
+        <w:rPr>
+          <w:rFonts w:ascii="Consolas" w:eastAsia="Yu Gothic" w:hAnsi="Consolas"/>
+        </w:rPr>
+        <w:t xml:space="preserve">version</w:t>
+      </w:r>
+      <w:r>
+        <w:rPr>
+          <w:rFonts w:ascii="Calibri" w:eastAsia="Yu Gothic" w:hAnsi="Calibri"/>
+        </w:rPr>
+        <w:t xml:space="preserve">, and </w:t>
+      </w:r>
+      <w:r>
+        <w:rPr>
+          <w:rFonts w:ascii="Consolas" w:eastAsia="Yu Gothic" w:hAnsi="Consolas"/>
+        </w:rPr>
+        <w:t xml:space="preserve">reviewed_by</w:t>
+      </w:r>
+      <w:r>
+        <w:rPr>
+          <w:rFonts w:ascii="Calibri" w:eastAsia="Yu Gothic" w:hAnsi="Calibri"/>
+        </w:rPr>
+        <w:t xml:space="preserve"> and </w:t>
+      </w:r>
+      <w:r>
+        <w:rPr>
+          <w:rFonts w:ascii="Consolas" w:eastAsia="Yu Gothic" w:hAnsi="Consolas"/>
+        </w:rPr>
+        <w:t xml:space="preserve">reviewed_at</w:t>
+      </w:r>
+      <w:r>
+        <w:rPr>
+          <w:rFonts w:ascii="Calibri" w:eastAsia="Yu Gothic" w:hAnsi="Calibri"/>
+        </w:rPr>
+        <w:t xml:space="preserve"> (expert review) in the front matter (YAML), and the fields in the body written as </w:t>
+      </w:r>
+      <w:r>
+        <w:rPr>
+          <w:rFonts w:ascii="Consolas" w:eastAsia="Yu Gothic" w:hAnsi="Consolas"/>
+        </w:rPr>
+        <w:t xml:space="preserve">{field}</w:t>
+      </w:r>
+      <w:r>
+        <w:rPr>
+          <w:rFonts w:ascii="Calibri" w:eastAsia="Yu Gothic" w:hAnsi="Calibri"/>
+        </w:rPr>
+        <w:t xml:space="preserve"> (the placeholder rules are the same as Chapter 4, 3.1). The required items of each model text are set by law. The app fills in fields that can be filled from the case record and shows the fields the User enters as blanks. Draft texts are not distributed until reviewed by experts (the same as Chapter 5, 4 “Management of the Wording”).</w:t>
       </w:r>
     </w:p>
     <w:p>
@@ -7210,7 +7248,7 @@
         <w:rPr>
           <w:rFonts w:ascii="Calibri" w:eastAsia="Yu Gothic" w:hAnsi="Calibri"/>
         </w:rPr>
-        <w:t xml:space="preserve">Language (R-7-2-1“They can be shown per country and language”): the text to be sent is in the language of the contact point's country (English for the United States, Chinese for China, Japanese for Japan). Beside it, a reference translation in the screen language (Japanese, Chinese, English) is shown, with “What you send is the original. The translation is for checking the content”. Reference translations are also distributed as versioned reference information.</w:t>
+        <w:t xml:space="preserve">Language (R-7-2-1): the text to be sent is in the language of the contact point's country (English for the United States, Chinese for China, Japanese for Japan). Beside it, a reference translation in the screen language (Japanese, Chinese, English) is shown, with “What you send is the original. The translation is for checking the content”. Reference translations are also distributed as versioned reference information.</w:t>
       </w:r>
     </w:p>
     <w:p>
@@ -7237,9 +7275,9 @@
         </w:tblBorders>
       </w:tblPr>
       <w:tblGrid>
-        <w:gridCol w:w="6074"/>
-        <w:gridCol w:w="2444"/>
-        <w:gridCol w:w="1120"/>
+        <w:gridCol w:w="3965"/>
+        <w:gridCol w:w="1720"/>
+        <w:gridCol w:w="3953"/>
       </w:tblGrid>
       <w:tr>
         <w:trPr>
@@ -7248,7 +7286,7 @@
         </w:trPr>
         <w:tc>
           <w:tcPr>
-            <w:tcW w:type="dxa" w:w="6074"/>
+            <w:tcW w:type="dxa" w:w="3965"/>
             <w:tcBorders>
               <w:top w:val="single" w:color="A6B8D0" w:sz="4"/>
               <w:left w:val="single" w:color="A6B8D0" w:sz="4"/>
@@ -7283,7 +7321,7 @@
         </w:tc>
         <w:tc>
           <w:tcPr>
-            <w:tcW w:type="dxa" w:w="2444"/>
+            <w:tcW w:type="dxa" w:w="1720"/>
             <w:tcBorders>
               <w:top w:val="single" w:color="A6B8D0" w:sz="4"/>
               <w:left w:val="single" w:color="A6B8D0" w:sz="4"/>
@@ -7318,7 +7356,7 @@
         </w:tc>
         <w:tc>
           <w:tcPr>
-            <w:tcW w:type="dxa" w:w="1120"/>
+            <w:tcW w:type="dxa" w:w="3953"/>
             <w:tcBorders>
               <w:top w:val="single" w:color="A6B8D0" w:sz="4"/>
               <w:left w:val="single" w:color="A6B8D0" w:sz="4"/>
@@ -7359,7 +7397,7 @@
         </w:trPr>
         <w:tc>
           <w:tcPr>
-            <w:tcW w:type="dxa" w:w="6074"/>
+            <w:tcW w:type="dxa" w:w="3965"/>
             <w:tcBorders>
               <w:top w:val="single" w:color="A6B8D0" w:sz="4"/>
               <w:left w:val="single" w:color="A6B8D0" w:sz="4"/>
@@ -7393,7 +7431,7 @@
         </w:tc>
         <w:tc>
           <w:tcPr>
-            <w:tcW w:type="dxa" w:w="2444"/>
+            <w:tcW w:type="dxa" w:w="1720"/>
             <w:tcBorders>
               <w:top w:val="single" w:color="A6B8D0" w:sz="4"/>
               <w:left w:val="single" w:color="A6B8D0" w:sz="4"/>
@@ -7427,7 +7465,7 @@
         </w:tc>
         <w:tc>
           <w:tcPr>
-            <w:tcW w:type="dxa" w:w="1120"/>
+            <w:tcW w:type="dxa" w:w="3953"/>
             <w:tcBorders>
               <w:top w:val="single" w:color="A6B8D0" w:sz="4"/>
               <w:left w:val="single" w:color="A6B8D0" w:sz="4"/>
@@ -7467,7 +7505,7 @@
         </w:trPr>
         <w:tc>
           <w:tcPr>
-            <w:tcW w:type="dxa" w:w="6074"/>
+            <w:tcW w:type="dxa" w:w="3965"/>
             <w:tcBorders>
               <w:top w:val="single" w:color="A6B8D0" w:sz="4"/>
               <w:left w:val="single" w:color="A6B8D0" w:sz="4"/>
@@ -7501,7 +7539,7 @@
         </w:tc>
         <w:tc>
           <w:tcPr>
-            <w:tcW w:type="dxa" w:w="2444"/>
+            <w:tcW w:type="dxa" w:w="1720"/>
             <w:tcBorders>
               <w:top w:val="single" w:color="A6B8D0" w:sz="4"/>
               <w:left w:val="single" w:color="A6B8D0" w:sz="4"/>
@@ -7535,7 +7573,7 @@
         </w:tc>
         <w:tc>
           <w:tcPr>
-            <w:tcW w:type="dxa" w:w="1120"/>
+            <w:tcW w:type="dxa" w:w="3953"/>
             <w:tcBorders>
               <w:top w:val="single" w:color="A6B8D0" w:sz="4"/>
               <w:left w:val="single" w:color="A6B8D0" w:sz="4"/>
@@ -7563,7 +7601,27 @@
                 <w:sz w:val="18"/>
                 <w:szCs w:val="18"/>
               </w:rPr>
-              <w:t xml:space="preserve">App (from work data)</w:t>
+              <w:t xml:space="preserve">App (from work data; the URL of the original post is filled from the location of the original post the User recorded in G-12“Works” (</w:t>
+            </w:r>
+            <w:r>
+              <w:rPr>
+                <w:rFonts w:ascii="Consolas" w:eastAsia="Yu Gothic" w:hAnsi="Consolas"/>
+                <w:b w:val="false"/>
+                <w:bCs w:val="false"/>
+                <w:sz w:val="18"/>
+                <w:szCs w:val="18"/>
+              </w:rPr>
+              <w:t xml:space="preserve">published</w:t>
+            </w:r>
+            <w:r>
+              <w:rPr>
+                <w:rFonts w:ascii="Calibri" w:eastAsia="Yu Gothic" w:hAnsi="Calibri"/>
+                <w:b w:val="false"/>
+                <w:bCs w:val="false"/>
+                <w:sz w:val="18"/>
+                <w:szCs w:val="18"/>
+              </w:rPr>
+              <w:t xml:space="preserve"> of Chapter 3, 7.2), and the User enters it if there is none. The System does not post, so it does not exist at export)</w:t>
             </w:r>
           </w:p>
         </w:tc>
@@ -7575,7 +7633,7 @@
         </w:trPr>
         <w:tc>
           <w:tcPr>
-            <w:tcW w:type="dxa" w:w="6074"/>
+            <w:tcW w:type="dxa" w:w="3965"/>
             <w:tcBorders>
               <w:top w:val="single" w:color="A6B8D0" w:sz="4"/>
               <w:left w:val="single" w:color="A6B8D0" w:sz="4"/>
@@ -7609,7 +7667,7 @@
         </w:tc>
         <w:tc>
           <w:tcPr>
-            <w:tcW w:type="dxa" w:w="2444"/>
+            <w:tcW w:type="dxa" w:w="1720"/>
             <w:tcBorders>
               <w:top w:val="single" w:color="A6B8D0" w:sz="4"/>
               <w:left w:val="single" w:color="A6B8D0" w:sz="4"/>
@@ -7643,7 +7701,7 @@
         </w:tc>
         <w:tc>
           <w:tcPr>
-            <w:tcW w:type="dxa" w:w="1120"/>
+            <w:tcW w:type="dxa" w:w="3953"/>
             <w:tcBorders>
               <w:top w:val="single" w:color="A6B8D0" w:sz="4"/>
               <w:left w:val="single" w:color="A6B8D0" w:sz="4"/>
@@ -7683,7 +7741,7 @@
         </w:trPr>
         <w:tc>
           <w:tcPr>
-            <w:tcW w:type="dxa" w:w="6074"/>
+            <w:tcW w:type="dxa" w:w="3965"/>
             <w:tcBorders>
               <w:top w:val="single" w:color="A6B8D0" w:sz="4"/>
               <w:left w:val="single" w:color="A6B8D0" w:sz="4"/>
@@ -7717,7 +7775,7 @@
         </w:tc>
         <w:tc>
           <w:tcPr>
-            <w:tcW w:type="dxa" w:w="2444"/>
+            <w:tcW w:type="dxa" w:w="1720"/>
             <w:tcBorders>
               <w:top w:val="single" w:color="A6B8D0" w:sz="4"/>
               <w:left w:val="single" w:color="A6B8D0" w:sz="4"/>
@@ -7751,7 +7809,7 @@
         </w:tc>
         <w:tc>
           <w:tcPr>
-            <w:tcW w:type="dxa" w:w="1120"/>
+            <w:tcW w:type="dxa" w:w="3953"/>
             <w:tcBorders>
               <w:top w:val="single" w:color="A6B8D0" w:sz="4"/>
               <w:left w:val="single" w:color="A6B8D0" w:sz="4"/>
@@ -7791,7 +7849,7 @@
         </w:trPr>
         <w:tc>
           <w:tcPr>
-            <w:tcW w:type="dxa" w:w="6074"/>
+            <w:tcW w:type="dxa" w:w="3965"/>
             <w:tcBorders>
               <w:top w:val="single" w:color="A6B8D0" w:sz="4"/>
               <w:left w:val="single" w:color="A6B8D0" w:sz="4"/>
@@ -7825,7 +7883,7 @@
         </w:tc>
         <w:tc>
           <w:tcPr>
-            <w:tcW w:type="dxa" w:w="2444"/>
+            <w:tcW w:type="dxa" w:w="1720"/>
             <w:tcBorders>
               <w:top w:val="single" w:color="A6B8D0" w:sz="4"/>
               <w:left w:val="single" w:color="A6B8D0" w:sz="4"/>
@@ -7859,7 +7917,7 @@
         </w:tc>
         <w:tc>
           <w:tcPr>
-            <w:tcW w:type="dxa" w:w="1120"/>
+            <w:tcW w:type="dxa" w:w="3953"/>
             <w:tcBorders>
               <w:top w:val="single" w:color="A6B8D0" w:sz="4"/>
               <w:left w:val="single" w:color="A6B8D0" w:sz="4"/>
@@ -7899,7 +7957,7 @@
         </w:trPr>
         <w:tc>
           <w:tcPr>
-            <w:tcW w:type="dxa" w:w="6074"/>
+            <w:tcW w:type="dxa" w:w="3965"/>
             <w:tcBorders>
               <w:top w:val="single" w:color="A6B8D0" w:sz="4"/>
               <w:left w:val="single" w:color="A6B8D0" w:sz="4"/>
@@ -7933,7 +7991,7 @@
         </w:tc>
         <w:tc>
           <w:tcPr>
-            <w:tcW w:type="dxa" w:w="2444"/>
+            <w:tcW w:type="dxa" w:w="1720"/>
             <w:tcBorders>
               <w:top w:val="single" w:color="A6B8D0" w:sz="4"/>
               <w:left w:val="single" w:color="A6B8D0" w:sz="4"/>
@@ -7967,7 +8025,7 @@
         </w:tc>
         <w:tc>
           <w:tcPr>
-            <w:tcW w:type="dxa" w:w="1120"/>
+            <w:tcW w:type="dxa" w:w="3953"/>
             <w:tcBorders>
               <w:top w:val="single" w:color="A6B8D0" w:sz="4"/>
               <w:left w:val="single" w:color="A6B8D0" w:sz="4"/>
@@ -8805,9 +8863,9 @@
         </w:tblBorders>
       </w:tblPr>
       <w:tblGrid>
-        <w:gridCol w:w="3025"/>
-        <w:gridCol w:w="4926"/>
-        <w:gridCol w:w="1687"/>
+        <w:gridCol w:w="2397"/>
+        <w:gridCol w:w="3902"/>
+        <w:gridCol w:w="3339"/>
       </w:tblGrid>
       <w:tr>
         <w:trPr>
@@ -8816,7 +8874,7 @@
         </w:trPr>
         <w:tc>
           <w:tcPr>
-            <w:tcW w:type="dxa" w:w="3025"/>
+            <w:tcW w:type="dxa" w:w="2397"/>
             <w:tcBorders>
               <w:top w:val="single" w:color="A6B8D0" w:sz="4"/>
               <w:left w:val="single" w:color="A6B8D0" w:sz="4"/>
@@ -8851,7 +8909,7 @@
         </w:tc>
         <w:tc>
           <w:tcPr>
-            <w:tcW w:type="dxa" w:w="4926"/>
+            <w:tcW w:type="dxa" w:w="3902"/>
             <w:tcBorders>
               <w:top w:val="single" w:color="A6B8D0" w:sz="4"/>
               <w:left w:val="single" w:color="A6B8D0" w:sz="4"/>
@@ -8886,7 +8944,7 @@
         </w:tc>
         <w:tc>
           <w:tcPr>
-            <w:tcW w:type="dxa" w:w="1687"/>
+            <w:tcW w:type="dxa" w:w="3339"/>
             <w:tcBorders>
               <w:top w:val="single" w:color="A6B8D0" w:sz="4"/>
               <w:left w:val="single" w:color="A6B8D0" w:sz="4"/>
@@ -8927,7 +8985,7 @@
         </w:trPr>
         <w:tc>
           <w:tcPr>
-            <w:tcW w:type="dxa" w:w="3025"/>
+            <w:tcW w:type="dxa" w:w="2397"/>
             <w:tcBorders>
               <w:top w:val="single" w:color="A6B8D0" w:sz="4"/>
               <w:left w:val="single" w:color="A6B8D0" w:sz="4"/>
@@ -8961,7 +9019,7 @@
         </w:tc>
         <w:tc>
           <w:tcPr>
-            <w:tcW w:type="dxa" w:w="4926"/>
+            <w:tcW w:type="dxa" w:w="3902"/>
             <w:tcBorders>
               <w:top w:val="single" w:color="A6B8D0" w:sz="4"/>
               <w:left w:val="single" w:color="A6B8D0" w:sz="4"/>
@@ -8995,7 +9053,7 @@
         </w:tc>
         <w:tc>
           <w:tcPr>
-            <w:tcW w:type="dxa" w:w="1687"/>
+            <w:tcW w:type="dxa" w:w="3339"/>
             <w:tcBorders>
               <w:top w:val="single" w:color="A6B8D0" w:sz="4"/>
               <w:left w:val="single" w:color="A6B8D0" w:sz="4"/>
@@ -9035,7 +9093,7 @@
         </w:trPr>
         <w:tc>
           <w:tcPr>
-            <w:tcW w:type="dxa" w:w="3025"/>
+            <w:tcW w:type="dxa" w:w="2397"/>
             <w:tcBorders>
               <w:top w:val="single" w:color="A6B8D0" w:sz="4"/>
               <w:left w:val="single" w:color="A6B8D0" w:sz="4"/>
@@ -9069,7 +9127,7 @@
         </w:tc>
         <w:tc>
           <w:tcPr>
-            <w:tcW w:type="dxa" w:w="4926"/>
+            <w:tcW w:type="dxa" w:w="3902"/>
             <w:tcBorders>
               <w:top w:val="single" w:color="A6B8D0" w:sz="4"/>
               <w:left w:val="single" w:color="A6B8D0" w:sz="4"/>
@@ -9103,7 +9161,7 @@
         </w:tc>
         <w:tc>
           <w:tcPr>
-            <w:tcW w:type="dxa" w:w="1687"/>
+            <w:tcW w:type="dxa" w:w="3339"/>
             <w:tcBorders>
               <w:top w:val="single" w:color="A6B8D0" w:sz="4"/>
               <w:left w:val="single" w:color="A6B8D0" w:sz="4"/>
@@ -9143,7 +9201,7 @@
         </w:trPr>
         <w:tc>
           <w:tcPr>
-            <w:tcW w:type="dxa" w:w="3025"/>
+            <w:tcW w:type="dxa" w:w="2397"/>
             <w:tcBorders>
               <w:top w:val="single" w:color="A6B8D0" w:sz="4"/>
               <w:left w:val="single" w:color="A6B8D0" w:sz="4"/>
@@ -9177,7 +9235,7 @@
         </w:tc>
         <w:tc>
           <w:tcPr>
-            <w:tcW w:type="dxa" w:w="4926"/>
+            <w:tcW w:type="dxa" w:w="3902"/>
             <w:tcBorders>
               <w:top w:val="single" w:color="A6B8D0" w:sz="4"/>
               <w:left w:val="single" w:color="A6B8D0" w:sz="4"/>
@@ -9211,7 +9269,7 @@
         </w:tc>
         <w:tc>
           <w:tcPr>
-            <w:tcW w:type="dxa" w:w="1687"/>
+            <w:tcW w:type="dxa" w:w="3339"/>
             <w:tcBorders>
               <w:top w:val="single" w:color="A6B8D0" w:sz="4"/>
               <w:left w:val="single" w:color="A6B8D0" w:sz="4"/>
@@ -9251,7 +9309,7 @@
         </w:trPr>
         <w:tc>
           <w:tcPr>
-            <w:tcW w:type="dxa" w:w="3025"/>
+            <w:tcW w:type="dxa" w:w="2397"/>
             <w:tcBorders>
               <w:top w:val="single" w:color="A6B8D0" w:sz="4"/>
               <w:left w:val="single" w:color="A6B8D0" w:sz="4"/>
@@ -9285,7 +9343,7 @@
         </w:tc>
         <w:tc>
           <w:tcPr>
-            <w:tcW w:type="dxa" w:w="4926"/>
+            <w:tcW w:type="dxa" w:w="3902"/>
             <w:tcBorders>
               <w:top w:val="single" w:color="A6B8D0" w:sz="4"/>
               <w:left w:val="single" w:color="A6B8D0" w:sz="4"/>
@@ -9319,7 +9377,7 @@
         </w:tc>
         <w:tc>
           <w:tcPr>
-            <w:tcW w:type="dxa" w:w="1687"/>
+            <w:tcW w:type="dxa" w:w="3339"/>
             <w:tcBorders>
               <w:top w:val="single" w:color="A6B8D0" w:sz="4"/>
               <w:left w:val="single" w:color="A6B8D0" w:sz="4"/>
@@ -9359,7 +9417,7 @@
         </w:trPr>
         <w:tc>
           <w:tcPr>
-            <w:tcW w:type="dxa" w:w="3025"/>
+            <w:tcW w:type="dxa" w:w="2397"/>
             <w:tcBorders>
               <w:top w:val="single" w:color="A6B8D0" w:sz="4"/>
               <w:left w:val="single" w:color="A6B8D0" w:sz="4"/>
@@ -9393,7 +9451,7 @@
         </w:tc>
         <w:tc>
           <w:tcPr>
-            <w:tcW w:type="dxa" w:w="4926"/>
+            <w:tcW w:type="dxa" w:w="3902"/>
             <w:tcBorders>
               <w:top w:val="single" w:color="A6B8D0" w:sz="4"/>
               <w:left w:val="single" w:color="A6B8D0" w:sz="4"/>
@@ -9427,7 +9485,7 @@
         </w:tc>
         <w:tc>
           <w:tcPr>
-            <w:tcW w:type="dxa" w:w="1687"/>
+            <w:tcW w:type="dxa" w:w="3339"/>
             <w:tcBorders>
               <w:top w:val="single" w:color="A6B8D0" w:sz="4"/>
               <w:left w:val="single" w:color="A6B8D0" w:sz="4"/>
@@ -9467,7 +9525,7 @@
         </w:trPr>
         <w:tc>
           <w:tcPr>
-            <w:tcW w:type="dxa" w:w="3025"/>
+            <w:tcW w:type="dxa" w:w="2397"/>
             <w:tcBorders>
               <w:top w:val="single" w:color="A6B8D0" w:sz="4"/>
               <w:left w:val="single" w:color="A6B8D0" w:sz="4"/>
@@ -9501,7 +9559,7 @@
         </w:tc>
         <w:tc>
           <w:tcPr>
-            <w:tcW w:type="dxa" w:w="4926"/>
+            <w:tcW w:type="dxa" w:w="3902"/>
             <w:tcBorders>
               <w:top w:val="single" w:color="A6B8D0" w:sz="4"/>
               <w:left w:val="single" w:color="A6B8D0" w:sz="4"/>
@@ -9535,7 +9593,7 @@
         </w:tc>
         <w:tc>
           <w:tcPr>
-            <w:tcW w:type="dxa" w:w="1687"/>
+            <w:tcW w:type="dxa" w:w="3339"/>
             <w:tcBorders>
               <w:top w:val="single" w:color="A6B8D0" w:sz="4"/>
               <w:left w:val="single" w:color="A6B8D0" w:sz="4"/>
@@ -9575,7 +9633,7 @@
         </w:trPr>
         <w:tc>
           <w:tcPr>
-            <w:tcW w:type="dxa" w:w="3025"/>
+            <w:tcW w:type="dxa" w:w="2397"/>
             <w:tcBorders>
               <w:top w:val="single" w:color="A6B8D0" w:sz="4"/>
               <w:left w:val="single" w:color="A6B8D0" w:sz="4"/>
@@ -9609,7 +9667,7 @@
         </w:tc>
         <w:tc>
           <w:tcPr>
-            <w:tcW w:type="dxa" w:w="4926"/>
+            <w:tcW w:type="dxa" w:w="3902"/>
             <w:tcBorders>
               <w:top w:val="single" w:color="A6B8D0" w:sz="4"/>
               <w:left w:val="single" w:color="A6B8D0" w:sz="4"/>
@@ -9643,35 +9701,55 @@
         </w:tc>
         <w:tc>
           <w:tcPr>
-            <w:tcW w:type="dxa" w:w="1687"/>
-            <w:tcBorders>
-              <w:top w:val="single" w:color="A6B8D0" w:sz="4"/>
-              <w:left w:val="single" w:color="A6B8D0" w:sz="4"/>
-              <w:bottom w:val="single" w:color="A6B8D0" w:sz="4"/>
-              <w:right w:val="single" w:color="A6B8D0" w:sz="4"/>
-            </w:tcBorders>
-            <w:tcMar>
-              <w:top w:type="dxa" w:w="50"/>
-              <w:left w:type="dxa" w:w="90"/>
-              <w:bottom w:type="dxa" w:w="50"/>
-              <w:right w:type="dxa" w:w="90"/>
-            </w:tcMar>
-          </w:tcPr>
-          <w:p>
-            <w:pPr>
-              <w:keepNext w:val="false"/>
-              <w:keepLines/>
-              <w:spacing w:after="0" w:before="0" w:line="280"/>
-            </w:pPr>
-            <w:r>
-              <w:rPr>
-                <w:rFonts w:ascii="Calibri" w:eastAsia="Yu Gothic" w:hAnsi="Calibri"/>
-                <w:b w:val="false"/>
-                <w:bCs w:val="false"/>
-                <w:sz w:val="18"/>
-                <w:szCs w:val="18"/>
-              </w:rPr>
-              <w:t xml:space="preserve">App (from work data) and User</w:t>
+            <w:tcW w:type="dxa" w:w="3339"/>
+            <w:tcBorders>
+              <w:top w:val="single" w:color="A6B8D0" w:sz="4"/>
+              <w:left w:val="single" w:color="A6B8D0" w:sz="4"/>
+              <w:bottom w:val="single" w:color="A6B8D0" w:sz="4"/>
+              <w:right w:val="single" w:color="A6B8D0" w:sz="4"/>
+            </w:tcBorders>
+            <w:tcMar>
+              <w:top w:type="dxa" w:w="50"/>
+              <w:left w:type="dxa" w:w="90"/>
+              <w:bottom w:type="dxa" w:w="50"/>
+              <w:right w:type="dxa" w:w="90"/>
+            </w:tcMar>
+          </w:tcPr>
+          <w:p>
+            <w:pPr>
+              <w:keepNext w:val="false"/>
+              <w:keepLines/>
+              <w:spacing w:after="0" w:before="0" w:line="280"/>
+            </w:pPr>
+            <w:r>
+              <w:rPr>
+                <w:rFonts w:ascii="Calibri" w:eastAsia="Yu Gothic" w:hAnsi="Calibri"/>
+                <w:b w:val="false"/>
+                <w:bCs w:val="false"/>
+                <w:sz w:val="18"/>
+                <w:szCs w:val="18"/>
+              </w:rPr>
+              <w:t xml:space="preserve">App (from work data; the shooting date is the shooting date/time of the work data, and the URL of the original post is </w:t>
+            </w:r>
+            <w:r>
+              <w:rPr>
+                <w:rFonts w:ascii="Consolas" w:eastAsia="Yu Gothic" w:hAnsi="Consolas"/>
+                <w:b w:val="false"/>
+                <w:bCs w:val="false"/>
+                <w:sz w:val="18"/>
+                <w:szCs w:val="18"/>
+              </w:rPr>
+              <w:t xml:space="preserve">published</w:t>
+            </w:r>
+            <w:r>
+              <w:rPr>
+                <w:rFonts w:ascii="Calibri" w:eastAsia="Yu Gothic" w:hAnsi="Calibri"/>
+                <w:b w:val="false"/>
+                <w:bCs w:val="false"/>
+                <w:sz w:val="18"/>
+                <w:szCs w:val="18"/>
+              </w:rPr>
+              <w:t xml:space="preserve"> (Chapter 3, 7.2). The User enters them if there are none) and User</w:t>
             </w:r>
           </w:p>
         </w:tc>
@@ -9683,7 +9761,7 @@
         </w:trPr>
         <w:tc>
           <w:tcPr>
-            <w:tcW w:type="dxa" w:w="3025"/>
+            <w:tcW w:type="dxa" w:w="2397"/>
             <w:tcBorders>
               <w:top w:val="single" w:color="A6B8D0" w:sz="4"/>
               <w:left w:val="single" w:color="A6B8D0" w:sz="4"/>
@@ -9717,7 +9795,7 @@
         </w:tc>
         <w:tc>
           <w:tcPr>
-            <w:tcW w:type="dxa" w:w="4926"/>
+            <w:tcW w:type="dxa" w:w="3902"/>
             <w:tcBorders>
               <w:top w:val="single" w:color="A6B8D0" w:sz="4"/>
               <w:left w:val="single" w:color="A6B8D0" w:sz="4"/>
@@ -9751,7 +9829,7 @@
         </w:tc>
         <w:tc>
           <w:tcPr>
-            <w:tcW w:type="dxa" w:w="1687"/>
+            <w:tcW w:type="dxa" w:w="3339"/>
             <w:tcBorders>
               <w:top w:val="single" w:color="A6B8D0" w:sz="4"/>
               <w:left w:val="single" w:color="A6B8D0" w:sz="4"/>
@@ -9791,7 +9869,7 @@
         </w:trPr>
         <w:tc>
           <w:tcPr>
-            <w:tcW w:type="dxa" w:w="3025"/>
+            <w:tcW w:type="dxa" w:w="2397"/>
             <w:tcBorders>
               <w:top w:val="single" w:color="A6B8D0" w:sz="4"/>
               <w:left w:val="single" w:color="A6B8D0" w:sz="4"/>
@@ -9825,7 +9903,7 @@
         </w:tc>
         <w:tc>
           <w:tcPr>
-            <w:tcW w:type="dxa" w:w="4926"/>
+            <w:tcW w:type="dxa" w:w="3902"/>
             <w:tcBorders>
               <w:top w:val="single" w:color="A6B8D0" w:sz="4"/>
               <w:left w:val="single" w:color="A6B8D0" w:sz="4"/>
@@ -9859,7 +9937,7 @@
         </w:tc>
         <w:tc>
           <w:tcPr>
-            <w:tcW w:type="dxa" w:w="1687"/>
+            <w:tcW w:type="dxa" w:w="3339"/>
             <w:tcBorders>
               <w:top w:val="single" w:color="A6B8D0" w:sz="4"/>
               <w:left w:val="single" w:color="A6B8D0" w:sz="4"/>
@@ -9899,7 +9977,7 @@
         </w:trPr>
         <w:tc>
           <w:tcPr>
-            <w:tcW w:type="dxa" w:w="3025"/>
+            <w:tcW w:type="dxa" w:w="2397"/>
             <w:tcBorders>
               <w:top w:val="single" w:color="A6B8D0" w:sz="4"/>
               <w:left w:val="single" w:color="A6B8D0" w:sz="4"/>
@@ -9933,7 +10011,7 @@
         </w:tc>
         <w:tc>
           <w:tcPr>
-            <w:tcW w:type="dxa" w:w="4926"/>
+            <w:tcW w:type="dxa" w:w="3902"/>
             <w:tcBorders>
               <w:top w:val="single" w:color="A6B8D0" w:sz="4"/>
               <w:left w:val="single" w:color="A6B8D0" w:sz="4"/>
@@ -9967,7 +10045,7 @@
         </w:tc>
         <w:tc>
           <w:tcPr>
-            <w:tcW w:type="dxa" w:w="1687"/>
+            <w:tcW w:type="dxa" w:w="3339"/>
             <w:tcBorders>
               <w:top w:val="single" w:color="A6B8D0" w:sz="4"/>
               <w:left w:val="single" w:color="A6B8D0" w:sz="4"/>
@@ -10007,7 +10085,7 @@
         </w:trPr>
         <w:tc>
           <w:tcPr>
-            <w:tcW w:type="dxa" w:w="3025"/>
+            <w:tcW w:type="dxa" w:w="2397"/>
             <w:tcBorders>
               <w:top w:val="single" w:color="A6B8D0" w:sz="4"/>
               <w:left w:val="single" w:color="A6B8D0" w:sz="4"/>
@@ -10041,7 +10119,7 @@
         </w:tc>
         <w:tc>
           <w:tcPr>
-            <w:tcW w:type="dxa" w:w="4926"/>
+            <w:tcW w:type="dxa" w:w="3902"/>
             <w:tcBorders>
               <w:top w:val="single" w:color="A6B8D0" w:sz="4"/>
               <w:left w:val="single" w:color="A6B8D0" w:sz="4"/>
@@ -10075,7 +10153,7 @@
         </w:tc>
         <w:tc>
           <w:tcPr>
-            <w:tcW w:type="dxa" w:w="1687"/>
+            <w:tcW w:type="dxa" w:w="3339"/>
             <w:tcBorders>
               <w:top w:val="single" w:color="A6B8D0" w:sz="4"/>
               <w:left w:val="single" w:color="A6B8D0" w:sz="4"/>
@@ -10115,7 +10193,7 @@
         </w:trPr>
         <w:tc>
           <w:tcPr>
-            <w:tcW w:type="dxa" w:w="3025"/>
+            <w:tcW w:type="dxa" w:w="2397"/>
             <w:tcBorders>
               <w:top w:val="single" w:color="A6B8D0" w:sz="4"/>
               <w:left w:val="single" w:color="A6B8D0" w:sz="4"/>
@@ -10149,7 +10227,7 @@
         </w:tc>
         <w:tc>
           <w:tcPr>
-            <w:tcW w:type="dxa" w:w="4926"/>
+            <w:tcW w:type="dxa" w:w="3902"/>
             <w:tcBorders>
               <w:top w:val="single" w:color="A6B8D0" w:sz="4"/>
               <w:left w:val="single" w:color="A6B8D0" w:sz="4"/>
@@ -10183,7 +10261,7 @@
         </w:tc>
         <w:tc>
           <w:tcPr>
-            <w:tcW w:type="dxa" w:w="1687"/>
+            <w:tcW w:type="dxa" w:w="3339"/>
             <w:tcBorders>
               <w:top w:val="single" w:color="A6B8D0" w:sz="4"/>
               <w:left w:val="single" w:color="A6B8D0" w:sz="4"/>
@@ -10223,7 +10301,7 @@
         </w:trPr>
         <w:tc>
           <w:tcPr>
-            <w:tcW w:type="dxa" w:w="3025"/>
+            <w:tcW w:type="dxa" w:w="2397"/>
             <w:tcBorders>
               <w:top w:val="single" w:color="A6B8D0" w:sz="4"/>
               <w:left w:val="single" w:color="A6B8D0" w:sz="4"/>
@@ -10257,7 +10335,7 @@
         </w:tc>
         <w:tc>
           <w:tcPr>
-            <w:tcW w:type="dxa" w:w="4926"/>
+            <w:tcW w:type="dxa" w:w="3902"/>
             <w:tcBorders>
               <w:top w:val="single" w:color="A6B8D0" w:sz="4"/>
               <w:left w:val="single" w:color="A6B8D0" w:sz="4"/>
@@ -10291,7 +10369,7 @@
         </w:tc>
         <w:tc>
           <w:tcPr>
-            <w:tcW w:type="dxa" w:w="1687"/>
+            <w:tcW w:type="dxa" w:w="3339"/>
             <w:tcBorders>
               <w:top w:val="single" w:color="A6B8D0" w:sz="4"/>
               <w:left w:val="single" w:color="A6B8D0" w:sz="4"/>
@@ -10884,6 +10962,64 @@
           <w:rFonts w:ascii="Calibri" w:eastAsia="Yu Gothic" w:hAnsi="Calibri"/>
         </w:rPr>
         <w:t xml:space="preserve">The rights of the subject (cosplayer) concerning their portrait are outside the scope of the Guidelines (copyrights and the like), and are handled by requests of the “privacy / portrait” kind at each provider's contact point. The model text is shown separately from copyright requests (L-5“Portrait rights and publicity rights (Japan)”).</w:t>
+      </w:r>
+    </w:p>
+    <w:p>
+      <w:pPr>
+        <w:pStyle w:val="Heading3"/>
+      </w:pPr>
+      <w:r>
+        <w:rPr>
+          <w:rFonts w:ascii="Calibri" w:eastAsia="Yu Gothic" w:hAnsi="Calibri"/>
+        </w:rPr>
+        <w:t xml:space="preserve">3.3.4 Portrait and privacy requests (the common items of each provider's report form)</w:t>
+      </w:r>
+    </w:p>
+    <w:p>
+      <w:pPr>
+        <w:pStyle w:val="ListParagraph"/>
+        <w:keepNext w:val="false"/>
+        <w:keepLines/>
+        <w:numPr>
+          <w:ilvl w:val="0"/>
+          <w:numId w:val="2"/>
+        </w:numPr>
+        <w:spacing w:after="20" w:before="20" w:line="300"/>
+      </w:pPr>
+      <w:r>
+        <w:rPr>
+          <w:rFonts w:ascii="Calibri" w:eastAsia="Yu Gothic" w:hAnsi="Calibri"/>
+        </w:rPr>
+        <w:t xml:space="preserve">To match the items each company's form asks for, the fields are: the target URL (from the case record), that the person depicted is the requester (the confirmation text of the standing “subject”), that the requester has not consented to publication, the measure sought (removal), and the requester's contact details (entered by the User; not saved). The legal basis of each country is attached per country (Japan: portrait rights (L-5); China: Civil Code Article 1019 (L-6); the United States: each state's right of publicity). Draft texts are not distributed until reviewed by experts.</w:t>
+      </w:r>
+    </w:p>
+    <w:p>
+      <w:pPr>
+        <w:pStyle w:val="Heading3"/>
+      </w:pPr>
+      <w:r>
+        <w:rPr>
+          <w:rFonts w:ascii="Calibri" w:eastAsia="Yu Gothic" w:hAnsi="Calibri"/>
+        </w:rPr>
+        <w:t xml:space="preserve">3.3.5 Abuse notices to hosting providers and CDNs</w:t>
+      </w:r>
+    </w:p>
+    <w:p>
+      <w:pPr>
+        <w:pStyle w:val="ListParagraph"/>
+        <w:keepNext w:val="false"/>
+        <w:keepLines/>
+        <w:numPr>
+          <w:ilvl w:val="0"/>
+          <w:numId w:val="2"/>
+        </w:numPr>
+        <w:spacing w:after="20" w:before="20" w:line="300"/>
+      </w:pPr>
+      <w:r>
+        <w:rPr>
+          <w:rFonts w:ascii="Calibri" w:eastAsia="Yu Gothic" w:hAnsi="Calibri"/>
+        </w:rPr>
+        <w:t xml:space="preserve">The text sent to the abuse contact obtained by RDAP writes the six items of the DMCA notice (3.3.1) in English, with reference translations in Japanese and Chinese (most providers accept the DMCA format; Cloudflare's DMCA form has the same items).</w:t>
       </w:r>
     </w:p>
     <w:p>
@@ -11238,7 +11374,7 @@
                 <w:sz w:val="18"/>
                 <w:szCs w:val="18"/>
               </w:rPr>
-              <w:t xml:space="preserve">Portrait/privacy requests (the “privacy / portrait” kind at each provider's contact point; end of 3.3.3)</w:t>
+              <w:t xml:space="preserve">Portrait/privacy requests (the “privacy / portrait” kind at each provider's contact point; 3.3.4)</w:t>
             </w:r>
           </w:p>
         </w:tc>
@@ -11453,7 +11589,103 @@
         <w:rPr>
           <w:rFonts w:ascii="Calibri" w:eastAsia="Yu Gothic" w:hAnsi="Calibri"/>
         </w:rPr>
-        <w:t xml:space="preserve">The reference information contains a table of “countries and areas of law” (the same structure as the list in the Legal Research) with a summary and sources (URLs) per country.</w:t>
+        <w:t xml:space="preserve">The reference information's </w:t>
+      </w:r>
+      <w:r>
+        <w:rPr>
+          <w:rFonts w:ascii="Consolas" w:eastAsia="Yu Gothic" w:hAnsi="Consolas"/>
+        </w:rPr>
+        <w:t xml:space="preserve">laws.json</w:t>
+      </w:r>
+      <w:r>
+        <w:rPr>
+          <w:rFonts w:ascii="Calibri" w:eastAsia="Yu Gothic" w:hAnsi="Calibri"/>
+        </w:rPr>
+        <w:t xml:space="preserve"> contains a table of “countries and areas of law” (the same structure as the list in the Legal Research; a row has </w:t>
+      </w:r>
+      <w:r>
+        <w:rPr>
+          <w:rFonts w:ascii="Consolas" w:eastAsia="Yu Gothic" w:hAnsi="Consolas"/>
+        </w:rPr>
+        <w:t xml:space="preserve">country</w:t>
+      </w:r>
+      <w:r>
+        <w:rPr>
+          <w:rFonts w:ascii="Calibri" w:eastAsia="Yu Gothic" w:hAnsi="Calibri"/>
+        </w:rPr>
+        <w:t xml:space="preserve">, </w:t>
+      </w:r>
+      <w:r>
+        <w:rPr>
+          <w:rFonts w:ascii="Consolas" w:eastAsia="Yu Gothic" w:hAnsi="Consolas"/>
+        </w:rPr>
+        <w:t xml:space="preserve">area</w:t>
+      </w:r>
+      <w:r>
+        <w:rPr>
+          <w:rFonts w:ascii="Calibri" w:eastAsia="Yu Gothic" w:hAnsi="Calibri"/>
+        </w:rPr>
+        <w:t xml:space="preserve">, </w:t>
+      </w:r>
+      <w:r>
+        <w:rPr>
+          <w:rFonts w:ascii="Consolas" w:eastAsia="Yu Gothic" w:hAnsi="Consolas"/>
+        </w:rPr>
+        <w:t xml:space="preserve">L</w:t>
+      </w:r>
+      <w:r>
+        <w:rPr>
+          <w:rFonts w:ascii="Calibri" w:eastAsia="Yu Gothic" w:hAnsi="Calibri"/>
+        </w:rPr>
+        <w:t xml:space="preserve"> (the Legal Research number), </w:t>
+      </w:r>
+      <w:r>
+        <w:rPr>
+          <w:rFonts w:ascii="Consolas" w:eastAsia="Yu Gothic" w:hAnsi="Consolas"/>
+        </w:rPr>
+        <w:t xml:space="preserve">summary</w:t>
+      </w:r>
+      <w:r>
+        <w:rPr>
+          <w:rFonts w:ascii="Calibri" w:eastAsia="Yu Gothic" w:hAnsi="Calibri"/>
+        </w:rPr>
+        <w:t xml:space="preserve"> (three languages), </w:t>
+      </w:r>
+      <w:r>
+        <w:rPr>
+          <w:rFonts w:ascii="Consolas" w:eastAsia="Yu Gothic" w:hAnsi="Consolas"/>
+        </w:rPr>
+        <w:t xml:space="preserve">url</w:t>
+      </w:r>
+      <w:r>
+        <w:rPr>
+          <w:rFonts w:ascii="Calibri" w:eastAsia="Yu Gothic" w:hAnsi="Calibri"/>
+        </w:rPr>
+        <w:t xml:space="preserve">, </w:t>
+      </w:r>
+      <w:r>
+        <w:rPr>
+          <w:rFonts w:ascii="Consolas" w:eastAsia="Yu Gothic" w:hAnsi="Consolas"/>
+        </w:rPr>
+        <w:t xml:space="preserve">official</w:t>
+      </w:r>
+      <w:r>
+        <w:rPr>
+          <w:rFonts w:ascii="Calibri" w:eastAsia="Yu Gothic" w:hAnsi="Calibri"/>
+        </w:rPr>
+        <w:t xml:space="preserve"> (whether an official source), and </w:t>
+      </w:r>
+      <w:r>
+        <w:rPr>
+          <w:rFonts w:ascii="Consolas" w:eastAsia="Yu Gothic" w:hAnsi="Consolas"/>
+        </w:rPr>
+        <w:t xml:space="preserve">checked_at</w:t>
+      </w:r>
+      <w:r>
+        <w:rPr>
+          <w:rFonts w:ascii="Calibri" w:eastAsia="Yu Gothic" w:hAnsi="Calibri"/>
+        </w:rPr>
+        <w:t xml:space="preserve">) with a summary and sources (URLs) per country.</w:t>
       </w:r>
     </w:p>
     <w:p>
@@ -11537,7 +11769,7 @@
         <w:rPr>
           <w:rFonts w:ascii="Calibri" w:eastAsia="Yu Gothic" w:hAnsi="Calibri"/>
         </w:rPr>
-        <w:t xml:space="preserve">Authorities' contact points: Design Plan 11.1 lists the authorities in charge of the information among contact points. For consultation on criminal complaints (in Japan, the National Police Agency's “Consultation contact for cyber incidents” https://www.npa.go.jp/bureau/cyber/soudan.html) and China's administrative contact points for copyright (the National Copyright Administration's “投诉指南” https://www.ncac.gov.cn/bsfw/tszn/ and “在线举报” https://www.ncac.gov.cn/bsfw/zxjb/; 在线举报 accepts reports of illegal acts of infringement and piracy), only names and links are placed in the per-country references (the pages were confirmed to open on 2026-09-30). The Illegal and Harmful Information Reporting Center of the Cyberspace Administration of China (12377.cn) is a contact point for reports of illegal and harmful information in general, and is not listed as a contact point for copyright infringement. For the United States, contact points for criminal procedures for copyright infringement are added when the reference information is made.</w:t>
+        <w:t xml:space="preserve">Authorities' contact points: Design Plan 11.1 lists the authorities in charge of the information among contact points. For consultation on criminal complaints (in Japan, the National Police Agency's “Consultation contact for cyber incidents” https://www.npa.go.jp/bureau/cyber/soudan.html) and China's administrative contact points for copyright (the National Copyright Administration's “投诉指南” https://www.ncac.gov.cn/bsfw/tszn/ and “在线举报” https://www.ncac.gov.cn/bsfw/zxjb/; 在线举报 accepts reports of illegal acts of infringement and piracy), only names and links are placed in the per-country references (the pages were confirmed to open on 2026-09-30). The Illegal and Harmful Information Reporting Center of the Cyberspace Administration of China (12377.cn) is a contact point for reports of illegal and harmful information in general, and is not listed as a contact point for copyright infringement. For the United States, only the name and link of “Report IP Theft” of the National Intellectual Property Rights Coordination Center (IPR Center) (https://www.iprcenter.gov/referral/; the government reporting point where the FBI's intellectual property unit is placed) are placed (the page was confirmed to open on 2026-10-01).</w:t>
       </w:r>
     </w:p>
     <w:p>
@@ -11934,7 +12166,7 @@
                 <w:sz w:val="18"/>
                 <w:szCs w:val="18"/>
               </w:rPr>
-              <w:t xml:space="preserve">If unknown: as in D-9-7“The location of the server is taken to be ascertainable by investigation; if it cannot be ascertained, action is abandoned”, show that action is abandoned for reposts whose location cannot be found even after investigation (declared as a gap in Chapter 13)</w:t>
+              <w:t xml:space="preserve">If unknown: as in D-9-7“The location of the server is taken to be ascertainable by investigation; if it cannot be ascertained, action is abandoned”, show that action is abandoned for reposts whose location cannot be found even after investigation (declared in Chapter 13, 4.1 “Gaps in the mechanism”)</w:t>
             </w:r>
           </w:p>
         </w:tc>
@@ -12738,6 +12970,222 @@
     <w:p>
       <w:pPr>
         <w:pStyle w:val="ListParagraph"/>
+        <w:keepNext/>
+        <w:keepLines/>
+        <w:numPr>
+          <w:ilvl w:val="0"/>
+          <w:numId w:val="2"/>
+        </w:numPr>
+        <w:spacing w:after="20" w:before="20" w:line="300"/>
+      </w:pPr>
+      <w:r>
+        <w:rPr>
+          <w:rFonts w:ascii="Calibri" w:eastAsia="Yu Gothic" w:hAnsi="Calibri"/>
+        </w:rPr>
+        <w:t xml:space="preserve">The display of procedural deadlines in Chapter 6, 6.1 “Status records” (the 7-day notification by Japan's Large-Scale Specified Telecommunications Service Providers, etc.) follows this table.</w:t>
+      </w:r>
+    </w:p>
+    <w:p>
+      <w:pPr>
+        <w:pStyle w:val="ListParagraph"/>
+        <w:keepNext/>
+        <w:keepLines/>
+        <w:numPr>
+          <w:ilvl w:val="0"/>
+          <w:numId w:val="2"/>
+        </w:numPr>
+        <w:spacing w:after="20" w:before="20" w:line="300"/>
+      </w:pPr>
+      <w:r>
+        <w:rPr>
+          <w:rFonts w:ascii="Calibri" w:eastAsia="Yu Gothic" w:hAnsi="Calibri"/>
+        </w:rPr>
+        <w:t xml:space="preserve">The table of deadlines is distributed as the reference information's </w:t>
+      </w:r>
+      <w:r>
+        <w:rPr>
+          <w:rFonts w:ascii="Consolas" w:eastAsia="Yu Gothic" w:hAnsi="Consolas"/>
+        </w:rPr>
+        <w:t xml:space="preserve">deadlines.json</w:t>
+      </w:r>
+      <w:r>
+        <w:rPr>
+          <w:rFonts w:ascii="Calibri" w:eastAsia="Yu Gothic" w:hAnsi="Calibri"/>
+        </w:rPr>
+        <w:t xml:space="preserve"> (a row has </w:t>
+      </w:r>
+      <w:r>
+        <w:rPr>
+          <w:rFonts w:ascii="Consolas" w:eastAsia="Yu Gothic" w:hAnsi="Consolas"/>
+        </w:rPr>
+        <w:t xml:space="preserve">id</w:t>
+      </w:r>
+      <w:r>
+        <w:rPr>
+          <w:rFonts w:ascii="Calibri" w:eastAsia="Yu Gothic" w:hAnsi="Calibri"/>
+        </w:rPr>
+        <w:t xml:space="preserve">, </w:t>
+      </w:r>
+      <w:r>
+        <w:rPr>
+          <w:rFonts w:ascii="Consolas" w:eastAsia="Yu Gothic" w:hAnsi="Consolas"/>
+        </w:rPr>
+        <w:t xml:space="preserve">country</w:t>
+      </w:r>
+      <w:r>
+        <w:rPr>
+          <w:rFonts w:ascii="Calibri" w:eastAsia="Yu Gothic" w:hAnsi="Calibri"/>
+        </w:rPr>
+        <w:t xml:space="preserve">, </w:t>
+      </w:r>
+      <w:r>
+        <w:rPr>
+          <w:rFonts w:ascii="Consolas" w:eastAsia="Yu Gothic" w:hAnsi="Consolas"/>
+        </w:rPr>
+        <w:t xml:space="preserve">venue_kind</w:t>
+      </w:r>
+      <w:r>
+        <w:rPr>
+          <w:rFonts w:ascii="Calibri" w:eastAsia="Yu Gothic" w:hAnsi="Calibri"/>
+        </w:rPr>
+        <w:t xml:space="preserve">, </w:t>
+      </w:r>
+      <w:r>
+        <w:rPr>
+          <w:rFonts w:ascii="Consolas" w:eastAsia="Yu Gothic" w:hAnsi="Consolas"/>
+        </w:rPr>
+        <w:t xml:space="preserve">trigger</w:t>
+      </w:r>
+      <w:r>
+        <w:rPr>
+          <w:rFonts w:ascii="Calibri" w:eastAsia="Yu Gothic" w:hAnsi="Calibri"/>
+        </w:rPr>
+        <w:t xml:space="preserve"> (</w:t>
+      </w:r>
+      <w:r>
+        <w:rPr>
+          <w:rFonts w:ascii="Consolas" w:eastAsia="Yu Gothic" w:hAnsi="Consolas"/>
+        </w:rPr>
+        <w:t xml:space="preserve">filed</w:t>
+      </w:r>
+      <w:r>
+        <w:rPr>
+          <w:rFonts w:ascii="Calibri" w:eastAsia="Yu Gothic" w:hAnsi="Calibri"/>
+        </w:rPr>
+        <w:t xml:space="preserve">, </w:t>
+      </w:r>
+      <w:r>
+        <w:rPr>
+          <w:rFonts w:ascii="Consolas" w:eastAsia="Yu Gothic" w:hAnsi="Consolas"/>
+        </w:rPr>
+        <w:t xml:space="preserve">counter_notice</w:t>
+      </w:r>
+      <w:r>
+        <w:rPr>
+          <w:rFonts w:ascii="Calibri" w:eastAsia="Yu Gothic" w:hAnsi="Calibri"/>
+        </w:rPr>
+        <w:t xml:space="preserve">, or </w:t>
+      </w:r>
+      <w:r>
+        <w:rPr>
+          <w:rFonts w:ascii="Consolas" w:eastAsia="Yu Gothic" w:hAnsi="Consolas"/>
+        </w:rPr>
+        <w:t xml:space="preserve">response</w:t>
+      </w:r>
+      <w:r>
+        <w:rPr>
+          <w:rFonts w:ascii="Calibri" w:eastAsia="Yu Gothic" w:hAnsi="Calibri"/>
+        </w:rPr>
+        <w:t xml:space="preserve">), </w:t>
+      </w:r>
+      <w:r>
+        <w:rPr>
+          <w:rFonts w:ascii="Consolas" w:eastAsia="Yu Gothic" w:hAnsi="Consolas"/>
+        </w:rPr>
+        <w:t xml:space="preserve">days</w:t>
+      </w:r>
+      <w:r>
+        <w:rPr>
+          <w:rFonts w:ascii="Calibri" w:eastAsia="Yu Gothic" w:hAnsi="Calibri"/>
+        </w:rPr>
+        <w:t xml:space="preserve">, </w:t>
+      </w:r>
+      <w:r>
+        <w:rPr>
+          <w:rFonts w:ascii="Consolas" w:eastAsia="Yu Gothic" w:hAnsi="Consolas"/>
+        </w:rPr>
+        <w:t xml:space="preserve">unit</w:t>
+      </w:r>
+      <w:r>
+        <w:rPr>
+          <w:rFonts w:ascii="Calibri" w:eastAsia="Yu Gothic" w:hAnsi="Calibri"/>
+        </w:rPr>
+        <w:t xml:space="preserve"> (</w:t>
+      </w:r>
+      <w:r>
+        <w:rPr>
+          <w:rFonts w:ascii="Consolas" w:eastAsia="Yu Gothic" w:hAnsi="Consolas"/>
+        </w:rPr>
+        <w:t xml:space="preserve">calendar</w:t>
+      </w:r>
+      <w:r>
+        <w:rPr>
+          <w:rFonts w:ascii="Calibri" w:eastAsia="Yu Gothic" w:hAnsi="Calibri"/>
+        </w:rPr>
+        <w:t xml:space="preserve"> or </w:t>
+      </w:r>
+      <w:r>
+        <w:rPr>
+          <w:rFonts w:ascii="Consolas" w:eastAsia="Yu Gothic" w:hAnsi="Consolas"/>
+        </w:rPr>
+        <w:t xml:space="preserve">business</w:t>
+      </w:r>
+      <w:r>
+        <w:rPr>
+          <w:rFonts w:ascii="Calibri" w:eastAsia="Yu Gothic" w:hAnsi="Calibri"/>
+        </w:rPr>
+        <w:t xml:space="preserve">), </w:t>
+      </w:r>
+      <w:r>
+        <w:rPr>
+          <w:rFonts w:ascii="Consolas" w:eastAsia="Yu Gothic" w:hAnsi="Consolas"/>
+        </w:rPr>
+        <w:t xml:space="preserve">basis</w:t>
+      </w:r>
+      <w:r>
+        <w:rPr>
+          <w:rFonts w:ascii="Calibri" w:eastAsia="Yu Gothic" w:hAnsi="Calibri"/>
+        </w:rPr>
+        <w:t xml:space="preserve"> (the legal basis), and </w:t>
+      </w:r>
+      <w:r>
+        <w:rPr>
+          <w:rFonts w:ascii="Consolas" w:eastAsia="Yu Gothic" w:hAnsi="Consolas"/>
+        </w:rPr>
+        <w:t xml:space="preserve">text</w:t>
+      </w:r>
+      <w:r>
+        <w:rPr>
+          <w:rFonts w:ascii="Calibri" w:eastAsia="Yu Gothic" w:hAnsi="Calibri"/>
+        </w:rPr>
+        <w:t xml:space="preserve"> (three languages)). Business days (the 10 to 14 business days in the United States) are counted excluding weekends and holidays from the reference information's </w:t>
+      </w:r>
+      <w:r>
+        <w:rPr>
+          <w:rFonts w:ascii="Consolas" w:eastAsia="Yu Gothic" w:hAnsi="Consolas"/>
+        </w:rPr>
+        <w:t xml:space="preserve">holidays.json</w:t>
+      </w:r>
+      <w:r>
+        <w:rPr>
+          <w:rFonts w:ascii="Calibri" w:eastAsia="Yu Gothic" w:hAnsi="Calibri"/>
+        </w:rPr>
+        <w:t xml:space="preserve"> (holidays per country: the list of federal holidays for the United States (published by OPM), “national holidays” for Japan, and the State Council's holiday notice for China; updated by NRSD every year).</w:t>
+      </w:r>
+    </w:p>
+    <w:p>
+      <w:pPr>
+        <w:pStyle w:val="ListParagraph"/>
         <w:keepNext w:val="false"/>
         <w:keepLines/>
         <w:numPr>
@@ -12750,7 +13198,43 @@
         <w:rPr>
           <w:rFonts w:ascii="Calibri" w:eastAsia="Yu Gothic" w:hAnsi="Calibri"/>
         </w:rPr>
-        <w:t xml:space="preserve">The display of procedural deadlines in Chapter 6, 6.1 “Status records” (the 7-day notification by Japan's Large-Scale Specified Telecommunications Service Providers, etc.) follows this table.</w:t>
+        <w:t xml:space="preserve">Deadlines are held as iCalendar (RFC 5545) VTODO (DUE = the deadline; the UID is </w:t>
+      </w:r>
+      <w:r>
+        <w:rPr>
+          <w:rFonts w:ascii="Consolas" w:eastAsia="Yu Gothic" w:hAnsi="Consolas"/>
+        </w:rPr>
+        <w:t xml:space="preserve">&lt;case number&gt;-&lt;deadline number&gt;@c2pa4cosplayer.nrsd.jp</w:t>
+      </w:r>
+      <w:r>
+        <w:rPr>
+          <w:rFonts w:ascii="Calibri" w:eastAsia="Yu Gothic" w:hAnsi="Calibri"/>
+        </w:rPr>
+        <w:t xml:space="preserve">; PRODID is </w:t>
+      </w:r>
+      <w:r>
+        <w:rPr>
+          <w:rFonts w:ascii="Consolas" w:eastAsia="Yu Gothic" w:hAnsi="Consolas"/>
+        </w:rPr>
+        <w:t xml:space="preserve">-//NRSD//c2pa4cosplayer &lt;version&gt;//JA</w:t>
+      </w:r>
+      <w:r>
+        <w:rPr>
+          <w:rFonts w:ascii="Calibri" w:eastAsia="Yu Gothic" w:hAnsi="Calibri"/>
+        </w:rPr>
+        <w:t xml:space="preserve">) with VALARM (TRIGGER relative to DUE, 3 days before and on the day; initial values), and can be exported per case as </w:t>
+      </w:r>
+      <w:r>
+        <w:rPr>
+          <w:rFonts w:ascii="Consolas" w:eastAsia="Yu Gothic" w:hAnsi="Consolas"/>
+        </w:rPr>
+        <w:t xml:space="preserve">.ics</w:t>
+      </w:r>
+      <w:r>
+        <w:rPr>
+          <w:rFonts w:ascii="Calibri" w:eastAsia="Yu Gothic" w:hAnsi="Calibri"/>
+        </w:rPr>
+        <w:t xml:space="preserve"> (it goes into the User's calendar). The app itself also notifies at the same VALARM times through G-21“Notifications” and OS notifications (Chapter 10, 8), and shows at the next start those missed while it was not running. The case screen always shows “N days to the deadline” (NRSD's request, 2026-10-01).</w:t>
       </w:r>
     </w:p>
     <w:p>
@@ -12842,9 +13326,8 @@
         </w:tblBorders>
       </w:tblPr>
       <w:tblGrid>
-        <w:gridCol w:w="1635"/>
-        <w:gridCol w:w="5222"/>
-        <w:gridCol w:w="2781"/>
+        <w:gridCol w:w="5590"/>
+        <w:gridCol w:w="4048"/>
       </w:tblGrid>
       <w:tr>
         <w:trPr>
@@ -12853,7 +13336,7 @@
         </w:trPr>
         <w:tc>
           <w:tcPr>
-            <w:tcW w:type="dxa" w:w="1635"/>
+            <w:tcW w:type="dxa" w:w="5590"/>
             <w:tcBorders>
               <w:top w:val="single" w:color="A6B8D0" w:sz="4"/>
               <w:left w:val="single" w:color="A6B8D0" w:sz="4"/>
@@ -12882,48 +13365,13 @@
                 <w:sz w:val="18"/>
                 <w:szCs w:val="18"/>
               </w:rPr>
-              <w:t xml:space="preserve">Requirement number</w:t>
-            </w:r>
-          </w:p>
-        </w:tc>
-        <w:tc>
-          <w:tcPr>
-            <w:tcW w:type="dxa" w:w="5222"/>
-            <w:tcBorders>
-              <w:top w:val="single" w:color="A6B8D0" w:sz="4"/>
-              <w:left w:val="single" w:color="A6B8D0" w:sz="4"/>
-              <w:bottom w:val="single" w:color="A6B8D0" w:sz="4"/>
-              <w:right w:val="single" w:color="A6B8D0" w:sz="4"/>
-            </w:tcBorders>
-            <w:shd w:fill="DCE6F2" w:color="auto" w:val="clear"/>
-            <w:tcMar>
-              <w:top w:type="dxa" w:w="50"/>
-              <w:left w:type="dxa" w:w="90"/>
-              <w:bottom w:type="dxa" w:w="50"/>
-              <w:right w:type="dxa" w:w="90"/>
-            </w:tcMar>
-          </w:tcPr>
-          <w:p>
-            <w:pPr>
-              <w:keepNext/>
-              <w:keepLines/>
-              <w:spacing w:after="0" w:before="0" w:line="280"/>
-            </w:pPr>
-            <w:r>
-              <w:rPr>
-                <w:rFonts w:ascii="Calibri" w:eastAsia="Yu Gothic" w:hAnsi="Calibri"/>
-                <w:b/>
-                <w:bCs/>
-                <w:sz w:val="18"/>
-                <w:szCs w:val="18"/>
-              </w:rPr>
-              <w:t xml:space="preserve">Requirement</w:t>
-            </w:r>
-          </w:p>
-        </w:tc>
-        <w:tc>
-          <w:tcPr>
-            <w:tcW w:type="dxa" w:w="2781"/>
+              <w:t xml:space="preserve">Requirement number (text in the Outline Design Document)</w:t>
+            </w:r>
+          </w:p>
+        </w:tc>
+        <w:tc>
+          <w:tcPr>
+            <w:tcW w:type="dxa" w:w="4048"/>
             <w:tcBorders>
               <w:top w:val="single" w:color="A6B8D0" w:sz="4"/>
               <w:left w:val="single" w:color="A6B8D0" w:sz="4"/>
@@ -12964,7 +13412,7 @@
         </w:trPr>
         <w:tc>
           <w:tcPr>
-            <w:tcW w:type="dxa" w:w="1635"/>
+            <w:tcW w:type="dxa" w:w="5590"/>
             <w:tcBorders>
               <w:top w:val="single" w:color="A6B8D0" w:sz="4"/>
               <w:left w:val="single" w:color="A6B8D0" w:sz="4"/>
@@ -12998,41 +13446,7 @@
         </w:tc>
         <w:tc>
           <w:tcPr>
-            <w:tcW w:type="dxa" w:w="5222"/>
-            <w:tcBorders>
-              <w:top w:val="single" w:color="A6B8D0" w:sz="4"/>
-              <w:left w:val="single" w:color="A6B8D0" w:sz="4"/>
-              <w:bottom w:val="single" w:color="A6B8D0" w:sz="4"/>
-              <w:right w:val="single" w:color="A6B8D0" w:sz="4"/>
-            </w:tcBorders>
-            <w:tcMar>
-              <w:top w:type="dxa" w:w="50"/>
-              <w:left w:type="dxa" w:w="90"/>
-              <w:bottom w:type="dxa" w:w="50"/>
-              <w:right w:type="dxa" w:w="90"/>
-            </w:tcMar>
-          </w:tcPr>
-          <w:p>
-            <w:pPr>
-              <w:keepNext/>
-              <w:keepLines/>
-              <w:spacing w:after="0" w:before="0" w:line="280"/>
-            </w:pPr>
-            <w:r>
-              <w:rPr>
-                <w:rFonts w:ascii="Calibri" w:eastAsia="Yu Gothic" w:hAnsi="Calibri"/>
-                <w:b w:val="false"/>
-                <w:bCs w:val="false"/>
-                <w:sz w:val="18"/>
-                <w:szCs w:val="18"/>
-              </w:rPr>
-              <w:t xml:space="preserve">The contact point for each posting site and provider is known</w:t>
-            </w:r>
-          </w:p>
-        </w:tc>
-        <w:tc>
-          <w:tcPr>
-            <w:tcW w:type="dxa" w:w="2781"/>
+            <w:tcW w:type="dxa" w:w="4048"/>
             <w:tcBorders>
               <w:top w:val="single" w:color="A6B8D0" w:sz="4"/>
               <w:left w:val="single" w:color="A6B8D0" w:sz="4"/>
@@ -13072,7 +13486,7 @@
         </w:trPr>
         <w:tc>
           <w:tcPr>
-            <w:tcW w:type="dxa" w:w="1635"/>
+            <w:tcW w:type="dxa" w:w="5590"/>
             <w:tcBorders>
               <w:top w:val="single" w:color="A6B8D0" w:sz="4"/>
               <w:left w:val="single" w:color="A6B8D0" w:sz="4"/>
@@ -13106,41 +13520,7 @@
         </w:tc>
         <w:tc>
           <w:tcPr>
-            <w:tcW w:type="dxa" w:w="5222"/>
-            <w:tcBorders>
-              <w:top w:val="single" w:color="A6B8D0" w:sz="4"/>
-              <w:left w:val="single" w:color="A6B8D0" w:sz="4"/>
-              <w:bottom w:val="single" w:color="A6B8D0" w:sz="4"/>
-              <w:right w:val="single" w:color="A6B8D0" w:sz="4"/>
-            </w:tcBorders>
-            <w:tcMar>
-              <w:top w:type="dxa" w:w="50"/>
-              <w:left w:type="dxa" w:w="90"/>
-              <w:bottom w:type="dxa" w:w="50"/>
-              <w:right w:type="dxa" w:w="90"/>
-            </w:tcMar>
-          </w:tcPr>
-          <w:p>
-            <w:pPr>
-              <w:keepNext/>
-              <w:keepLines/>
-              <w:spacing w:after="0" w:before="0" w:line="280"/>
-            </w:pPr>
-            <w:r>
-              <w:rPr>
-                <w:rFonts w:ascii="Calibri" w:eastAsia="Yu Gothic" w:hAnsi="Calibri"/>
-                <w:b w:val="false"/>
-                <w:bCs w:val="false"/>
-                <w:sz w:val="18"/>
-                <w:szCs w:val="18"/>
-              </w:rPr>
-              <w:t xml:space="preserve">Can keep up with changes in contact points (distribution of reference information; 1-3)</w:t>
-            </w:r>
-          </w:p>
-        </w:tc>
-        <w:tc>
-          <w:tcPr>
-            <w:tcW w:type="dxa" w:w="2781"/>
+            <w:tcW w:type="dxa" w:w="4048"/>
             <w:tcBorders>
               <w:top w:val="single" w:color="A6B8D0" w:sz="4"/>
               <w:left w:val="single" w:color="A6B8D0" w:sz="4"/>
@@ -13180,7 +13560,7 @@
         </w:trPr>
         <w:tc>
           <w:tcPr>
-            <w:tcW w:type="dxa" w:w="1635"/>
+            <w:tcW w:type="dxa" w:w="5590"/>
             <w:tcBorders>
               <w:top w:val="single" w:color="A6B8D0" w:sz="4"/>
               <w:left w:val="single" w:color="A6B8D0" w:sz="4"/>
@@ -13214,41 +13594,7 @@
         </w:tc>
         <w:tc>
           <w:tcPr>
-            <w:tcW w:type="dxa" w:w="5222"/>
-            <w:tcBorders>
-              <w:top w:val="single" w:color="A6B8D0" w:sz="4"/>
-              <w:left w:val="single" w:color="A6B8D0" w:sz="4"/>
-              <w:bottom w:val="single" w:color="A6B8D0" w:sz="4"/>
-              <w:right w:val="single" w:color="A6B8D0" w:sz="4"/>
-            </w:tcBorders>
-            <w:tcMar>
-              <w:top w:type="dxa" w:w="50"/>
-              <w:left w:type="dxa" w:w="90"/>
-              <w:bottom w:type="dxa" w:w="50"/>
-              <w:right w:type="dxa" w:w="90"/>
-            </w:tcMar>
-          </w:tcPr>
-          <w:p>
-            <w:pPr>
-              <w:keepNext/>
-              <w:keepLines/>
-              <w:spacing w:after="0" w:before="0" w:line="280"/>
-            </w:pPr>
-            <w:r>
-              <w:rPr>
-                <w:rFonts w:ascii="Calibri" w:eastAsia="Yu Gothic" w:hAnsi="Calibri"/>
-                <w:b w:val="false"/>
-                <w:bCs w:val="false"/>
-                <w:sz w:val="18"/>
-                <w:szCs w:val="18"/>
-              </w:rPr>
-              <w:t xml:space="preserve">Can be shown per country and language</w:t>
-            </w:r>
-          </w:p>
-        </w:tc>
-        <w:tc>
-          <w:tcPr>
-            <w:tcW w:type="dxa" w:w="2781"/>
+            <w:tcW w:type="dxa" w:w="4048"/>
             <w:tcBorders>
               <w:top w:val="single" w:color="A6B8D0" w:sz="4"/>
               <w:left w:val="single" w:color="A6B8D0" w:sz="4"/>
@@ -13288,7 +13634,7 @@
         </w:trPr>
         <w:tc>
           <w:tcPr>
-            <w:tcW w:type="dxa" w:w="1635"/>
+            <w:tcW w:type="dxa" w:w="5590"/>
             <w:tcBorders>
               <w:top w:val="single" w:color="A6B8D0" w:sz="4"/>
               <w:left w:val="single" w:color="A6B8D0" w:sz="4"/>
@@ -13322,41 +13668,7 @@
         </w:tc>
         <w:tc>
           <w:tcPr>
-            <w:tcW w:type="dxa" w:w="5222"/>
-            <w:tcBorders>
-              <w:top w:val="single" w:color="A6B8D0" w:sz="4"/>
-              <w:left w:val="single" w:color="A6B8D0" w:sz="4"/>
-              <w:bottom w:val="single" w:color="A6B8D0" w:sz="4"/>
-              <w:right w:val="single" w:color="A6B8D0" w:sz="4"/>
-            </w:tcBorders>
-            <w:tcMar>
-              <w:top w:type="dxa" w:w="50"/>
-              <w:left w:type="dxa" w:w="90"/>
-              <w:bottom w:type="dxa" w:w="50"/>
-              <w:right w:type="dxa" w:w="90"/>
-            </w:tcMar>
-          </w:tcPr>
-          <w:p>
-            <w:pPr>
-              <w:keepNext/>
-              <w:keepLines/>
-              <w:spacing w:after="0" w:before="0" w:line="280"/>
-            </w:pPr>
-            <w:r>
-              <w:rPr>
-                <w:rFonts w:ascii="Calibri" w:eastAsia="Yu Gothic" w:hAnsi="Calibri"/>
-                <w:b w:val="false"/>
-                <w:bCs w:val="false"/>
-                <w:sz w:val="18"/>
-                <w:szCs w:val="18"/>
-              </w:rPr>
-              <w:t xml:space="preserve">Users can know in advance that their personal information may be passed to the other party in a complaint</w:t>
-            </w:r>
-          </w:p>
-        </w:tc>
-        <w:tc>
-          <w:tcPr>
-            <w:tcW w:type="dxa" w:w="2781"/>
+            <w:tcW w:type="dxa" w:w="4048"/>
             <w:tcBorders>
               <w:top w:val="single" w:color="A6B8D0" w:sz="4"/>
               <w:left w:val="single" w:color="A6B8D0" w:sz="4"/>
@@ -13396,7 +13708,7 @@
         </w:trPr>
         <w:tc>
           <w:tcPr>
-            <w:tcW w:type="dxa" w:w="1635"/>
+            <w:tcW w:type="dxa" w:w="5590"/>
             <w:tcBorders>
               <w:top w:val="single" w:color="A6B8D0" w:sz="4"/>
               <w:left w:val="single" w:color="A6B8D0" w:sz="4"/>
@@ -13430,41 +13742,7 @@
         </w:tc>
         <w:tc>
           <w:tcPr>
-            <w:tcW w:type="dxa" w:w="5222"/>
-            <w:tcBorders>
-              <w:top w:val="single" w:color="A6B8D0" w:sz="4"/>
-              <w:left w:val="single" w:color="A6B8D0" w:sz="4"/>
-              <w:bottom w:val="single" w:color="A6B8D0" w:sz="4"/>
-              <w:right w:val="single" w:color="A6B8D0" w:sz="4"/>
-            </w:tcBorders>
-            <w:tcMar>
-              <w:top w:type="dxa" w:w="50"/>
-              <w:left w:type="dxa" w:w="90"/>
-              <w:bottom w:type="dxa" w:w="50"/>
-              <w:right w:type="dxa" w:w="90"/>
-            </w:tcMar>
-          </w:tcPr>
-          <w:p>
-            <w:pPr>
-              <w:keepNext/>
-              <w:keepLines/>
-              <w:spacing w:after="0" w:before="0" w:line="280"/>
-            </w:pPr>
-            <w:r>
-              <w:rPr>
-                <w:rFonts w:ascii="Calibri" w:eastAsia="Yu Gothic" w:hAnsi="Calibri"/>
-                <w:b w:val="false"/>
-                <w:bCs w:val="false"/>
-                <w:sz w:val="18"/>
-                <w:szCs w:val="18"/>
-              </w:rPr>
-              <w:t xml:space="preserve">References to each country's law are accumulated under the “all” frame and can be delivered to Users</w:t>
-            </w:r>
-          </w:p>
-        </w:tc>
-        <w:tc>
-          <w:tcPr>
-            <w:tcW w:type="dxa" w:w="2781"/>
+            <w:tcW w:type="dxa" w:w="4048"/>
             <w:tcBorders>
               <w:top w:val="single" w:color="A6B8D0" w:sz="4"/>
               <w:left w:val="single" w:color="A6B8D0" w:sz="4"/>
@@ -13504,7 +13782,7 @@
         </w:trPr>
         <w:tc>
           <w:tcPr>
-            <w:tcW w:type="dxa" w:w="1635"/>
+            <w:tcW w:type="dxa" w:w="5590"/>
             <w:tcBorders>
               <w:top w:val="single" w:color="A6B8D0" w:sz="4"/>
               <w:left w:val="single" w:color="A6B8D0" w:sz="4"/>
@@ -13538,41 +13816,7 @@
         </w:tc>
         <w:tc>
           <w:tcPr>
-            <w:tcW w:type="dxa" w:w="5222"/>
-            <w:tcBorders>
-              <w:top w:val="single" w:color="A6B8D0" w:sz="4"/>
-              <w:left w:val="single" w:color="A6B8D0" w:sz="4"/>
-              <w:bottom w:val="single" w:color="A6B8D0" w:sz="4"/>
-              <w:right w:val="single" w:color="A6B8D0" w:sz="4"/>
-            </w:tcBorders>
-            <w:tcMar>
-              <w:top w:type="dxa" w:w="50"/>
-              <w:left w:type="dxa" w:w="90"/>
-              <w:bottom w:type="dxa" w:w="50"/>
-              <w:right w:type="dxa" w:w="90"/>
-            </w:tcMar>
-          </w:tcPr>
-          <w:p>
-            <w:pPr>
-              <w:keepNext/>
-              <w:keepLines/>
-              <w:spacing w:after="0" w:before="0" w:line="280"/>
-            </w:pPr>
-            <w:r>
-              <w:rPr>
-                <w:rFonts w:ascii="Calibri" w:eastAsia="Yu Gothic" w:hAnsi="Calibri"/>
-                <w:b w:val="false"/>
-                <w:bCs w:val="false"/>
-                <w:sz w:val="18"/>
-                <w:szCs w:val="18"/>
-              </w:rPr>
-              <w:t xml:space="preserve">The procedure can be shown</w:t>
-            </w:r>
-          </w:p>
-        </w:tc>
-        <w:tc>
-          <w:tcPr>
-            <w:tcW w:type="dxa" w:w="2781"/>
+            <w:tcW w:type="dxa" w:w="4048"/>
             <w:tcBorders>
               <w:top w:val="single" w:color="A6B8D0" w:sz="4"/>
               <w:left w:val="single" w:color="A6B8D0" w:sz="4"/>
@@ -13612,7 +13856,7 @@
         </w:trPr>
         <w:tc>
           <w:tcPr>
-            <w:tcW w:type="dxa" w:w="1635"/>
+            <w:tcW w:type="dxa" w:w="5590"/>
             <w:tcBorders>
               <w:top w:val="single" w:color="A6B8D0" w:sz="4"/>
               <w:left w:val="single" w:color="A6B8D0" w:sz="4"/>
@@ -13646,41 +13890,7 @@
         </w:tc>
         <w:tc>
           <w:tcPr>
-            <w:tcW w:type="dxa" w:w="5222"/>
-            <w:tcBorders>
-              <w:top w:val="single" w:color="A6B8D0" w:sz="4"/>
-              <w:left w:val="single" w:color="A6B8D0" w:sz="4"/>
-              <w:bottom w:val="single" w:color="A6B8D0" w:sz="4"/>
-              <w:right w:val="single" w:color="A6B8D0" w:sz="4"/>
-            </w:tcBorders>
-            <w:tcMar>
-              <w:top w:type="dxa" w:w="50"/>
-              <w:left w:type="dxa" w:w="90"/>
-              <w:bottom w:type="dxa" w:w="50"/>
-              <w:right w:type="dxa" w:w="90"/>
-            </w:tcMar>
-          </w:tcPr>
-          <w:p>
-            <w:pPr>
-              <w:keepNext/>
-              <w:keepLines/>
-              <w:spacing w:after="0" w:before="0" w:line="280"/>
-            </w:pPr>
-            <w:r>
-              <w:rPr>
-                <w:rFonts w:ascii="Calibri" w:eastAsia="Yu Gothic" w:hAnsi="Calibri"/>
-                <w:b w:val="false"/>
-                <w:bCs w:val="false"/>
-                <w:sz w:val="18"/>
-                <w:szCs w:val="18"/>
-              </w:rPr>
-              <w:t xml:space="preserve">It is shown that action is abandoned when the location cannot be found even after investigation (declared as a gap in Chapter 13)</w:t>
-            </w:r>
-          </w:p>
-        </w:tc>
-        <w:tc>
-          <w:tcPr>
-            <w:tcW w:type="dxa" w:w="2781"/>
+            <w:tcW w:type="dxa" w:w="4048"/>
             <w:tcBorders>
               <w:top w:val="single" w:color="A6B8D0" w:sz="4"/>
               <w:left w:val="single" w:color="A6B8D0" w:sz="4"/>
@@ -13720,7 +13930,7 @@
         </w:trPr>
         <w:tc>
           <w:tcPr>
-            <w:tcW w:type="dxa" w:w="1635"/>
+            <w:tcW w:type="dxa" w:w="5590"/>
             <w:tcBorders>
               <w:top w:val="single" w:color="A6B8D0" w:sz="4"/>
               <w:left w:val="single" w:color="A6B8D0" w:sz="4"/>
@@ -13754,41 +13964,7 @@
         </w:tc>
         <w:tc>
           <w:tcPr>
-            <w:tcW w:type="dxa" w:w="5222"/>
-            <w:tcBorders>
-              <w:top w:val="single" w:color="A6B8D0" w:sz="4"/>
-              <w:left w:val="single" w:color="A6B8D0" w:sz="4"/>
-              <w:bottom w:val="single" w:color="A6B8D0" w:sz="4"/>
-              <w:right w:val="single" w:color="A6B8D0" w:sz="4"/>
-            </w:tcBorders>
-            <w:tcMar>
-              <w:top w:type="dxa" w:w="50"/>
-              <w:left w:type="dxa" w:w="90"/>
-              <w:bottom w:type="dxa" w:w="50"/>
-              <w:right w:type="dxa" w:w="90"/>
-            </w:tcMar>
-          </w:tcPr>
-          <w:p>
-            <w:pPr>
-              <w:keepNext/>
-              <w:keepLines/>
-              <w:spacing w:after="0" w:before="0" w:line="280"/>
-            </w:pPr>
-            <w:r>
-              <w:rPr>
-                <w:rFonts w:ascii="Calibri" w:eastAsia="Yu Gothic" w:hAnsi="Calibri"/>
-                <w:b w:val="false"/>
-                <w:bCs w:val="false"/>
-                <w:sz w:val="18"/>
-                <w:szCs w:val="18"/>
-              </w:rPr>
-              <w:t xml:space="preserve">The flow of complaining with the evidence package, Permitted Scope, and Enclosed Document attached is clear</w:t>
-            </w:r>
-          </w:p>
-        </w:tc>
-        <w:tc>
-          <w:tcPr>
-            <w:tcW w:type="dxa" w:w="2781"/>
+            <w:tcW w:type="dxa" w:w="4048"/>
             <w:tcBorders>
               <w:top w:val="single" w:color="A6B8D0" w:sz="4"/>
               <w:left w:val="single" w:color="A6B8D0" w:sz="4"/>
@@ -13828,7 +14004,7 @@
         </w:trPr>
         <w:tc>
           <w:tcPr>
-            <w:tcW w:type="dxa" w:w="1635"/>
+            <w:tcW w:type="dxa" w:w="5590"/>
             <w:tcBorders>
               <w:top w:val="single" w:color="A6B8D0" w:sz="4"/>
               <w:left w:val="single" w:color="A6B8D0" w:sz="4"/>
@@ -13862,41 +14038,7 @@
         </w:tc>
         <w:tc>
           <w:tcPr>
-            <w:tcW w:type="dxa" w:w="5222"/>
-            <w:tcBorders>
-              <w:top w:val="single" w:color="A6B8D0" w:sz="4"/>
-              <w:left w:val="single" w:color="A6B8D0" w:sz="4"/>
-              <w:bottom w:val="single" w:color="A6B8D0" w:sz="4"/>
-              <w:right w:val="single" w:color="A6B8D0" w:sz="4"/>
-            </w:tcBorders>
-            <w:tcMar>
-              <w:top w:type="dxa" w:w="50"/>
-              <w:left w:type="dxa" w:w="90"/>
-              <w:bottom w:type="dxa" w:w="50"/>
-              <w:right w:type="dxa" w:w="90"/>
-            </w:tcMar>
-          </w:tcPr>
-          <w:p>
-            <w:pPr>
-              <w:keepNext/>
-              <w:keepLines/>
-              <w:spacing w:after="0" w:before="0" w:line="280"/>
-            </w:pPr>
-            <w:r>
-              <w:rPr>
-                <w:rFonts w:ascii="Calibri" w:eastAsia="Yu Gothic" w:hAnsi="Calibri"/>
-                <w:b w:val="false"/>
-                <w:bCs w:val="false"/>
-                <w:sz w:val="18"/>
-                <w:szCs w:val="18"/>
-              </w:rPr>
-              <w:t xml:space="preserve">The approach of joint action and prioritizing commercial use is shown</w:t>
-            </w:r>
-          </w:p>
-        </w:tc>
-        <w:tc>
-          <w:tcPr>
-            <w:tcW w:type="dxa" w:w="2781"/>
+            <w:tcW w:type="dxa" w:w="4048"/>
             <w:tcBorders>
               <w:top w:val="single" w:color="A6B8D0" w:sz="4"/>
               <w:left w:val="single" w:color="A6B8D0" w:sz="4"/>
@@ -13936,7 +14078,7 @@
         </w:trPr>
         <w:tc>
           <w:tcPr>
-            <w:tcW w:type="dxa" w:w="1635"/>
+            <w:tcW w:type="dxa" w:w="5590"/>
             <w:tcBorders>
               <w:top w:val="single" w:color="A6B8D0" w:sz="4"/>
               <w:left w:val="single" w:color="A6B8D0" w:sz="4"/>
@@ -13970,41 +14112,7 @@
         </w:tc>
         <w:tc>
           <w:tcPr>
-            <w:tcW w:type="dxa" w:w="5222"/>
-            <w:tcBorders>
-              <w:top w:val="single" w:color="A6B8D0" w:sz="4"/>
-              <w:left w:val="single" w:color="A6B8D0" w:sz="4"/>
-              <w:bottom w:val="single" w:color="A6B8D0" w:sz="4"/>
-              <w:right w:val="single" w:color="A6B8D0" w:sz="4"/>
-            </w:tcBorders>
-            <w:tcMar>
-              <w:top w:type="dxa" w:w="50"/>
-              <w:left w:type="dxa" w:w="90"/>
-              <w:bottom w:type="dxa" w:w="50"/>
-              <w:right w:type="dxa" w:w="90"/>
-            </w:tcMar>
-          </w:tcPr>
-          <w:p>
-            <w:pPr>
-              <w:keepNext w:val="false"/>
-              <w:keepLines/>
-              <w:spacing w:after="0" w:before="0" w:line="280"/>
-            </w:pPr>
-            <w:r>
-              <w:rPr>
-                <w:rFonts w:ascii="Calibri" w:eastAsia="Yu Gothic" w:hAnsi="Calibri"/>
-                <w:b w:val="false"/>
-                <w:bCs w:val="false"/>
-                <w:sz w:val="18"/>
-                <w:szCs w:val="18"/>
-              </w:rPr>
-              <w:t xml:space="preserve">That it is not legal advice, and the sources of information, are stated explicitly</w:t>
-            </w:r>
-          </w:p>
-        </w:tc>
-        <w:tc>
-          <w:tcPr>
-            <w:tcW w:type="dxa" w:w="2781"/>
+            <w:tcW w:type="dxa" w:w="4048"/>
             <w:tcBorders>
               <w:top w:val="single" w:color="A6B8D0" w:sz="4"/>
               <w:left w:val="single" w:color="A6B8D0" w:sz="4"/>
@@ -14052,78 +14160,6 @@
           <w:rFonts w:ascii="Calibri" w:eastAsia="Yu Gothic" w:hAnsi="Calibri"/>
         </w:rPr>
         <w:t xml:space="preserve">9. Gaps Declared in This Chapter</w:t>
-      </w:r>
-    </w:p>
-    <w:p>
-      <w:pPr>
-        <w:pStyle w:val="ListParagraph"/>
-        <w:keepNext/>
-        <w:keepLines/>
-        <w:numPr>
-          <w:ilvl w:val="0"/>
-          <w:numId w:val="2"/>
-        </w:numPr>
-        <w:spacing w:after="20" w:before="20" w:line="300"/>
-      </w:pPr>
-      <w:r>
-        <w:rPr>
-          <w:rFonts w:ascii="Calibri" w:eastAsia="Yu Gothic" w:hAnsi="Calibri"/>
-        </w:rPr>
-        <w:t xml:space="preserve">Reposts whose location is unknown are not dealt with (D-9-7“The location of the server is taken to be ascertainable by investigation; if it cannot be ascertained, action is abandoned”).</w:t>
-      </w:r>
-    </w:p>
-    <w:p>
-      <w:pPr>
-        <w:pStyle w:val="ListParagraph"/>
-        <w:keepNext/>
-        <w:keepLines/>
-        <w:numPr>
-          <w:ilvl w:val="0"/>
-          <w:numId w:val="2"/>
-        </w:numPr>
-        <w:spacing w:after="20" w:before="20" w:line="300"/>
-      </w:pPr>
-      <w:r>
-        <w:rPr>
-          <w:rFonts w:ascii="Calibri" w:eastAsia="Yu Gothic" w:hAnsi="Calibri"/>
-        </w:rPr>
-        <w:t xml:space="preserve">Complaints require the User's name and contact details, which may be passed to the other party. The System cannot prevent this (appointing an agent is the User's decision).</w:t>
-      </w:r>
-    </w:p>
-    <w:p>
-      <w:pPr>
-        <w:pStyle w:val="ListParagraph"/>
-        <w:keepNext/>
-        <w:keepLines/>
-        <w:numPr>
-          <w:ilvl w:val="0"/>
-          <w:numId w:val="2"/>
-        </w:numPr>
-        <w:spacing w:after="20" w:before="20" w:line="300"/>
-      </w:pPr>
-      <w:r>
-        <w:rPr>
-          <w:rFonts w:ascii="Calibri" w:eastAsia="Yu Gothic" w:hAnsi="Calibri"/>
-        </w:rPr>
-        <w:t xml:space="preserve">Contact point information is checked quarterly, so its reflection may lag behind changes.</w:t>
-      </w:r>
-    </w:p>
-    <w:p>
-      <w:pPr>
-        <w:pStyle w:val="ListParagraph"/>
-        <w:keepNext/>
-        <w:keepLines/>
-        <w:numPr>
-          <w:ilvl w:val="0"/>
-          <w:numId w:val="2"/>
-        </w:numPr>
-        <w:spacing w:after="20" w:before="20" w:line="300"/>
-      </w:pPr>
-      <w:r>
-        <w:rPr>
-          <w:rFonts w:ascii="Calibri" w:eastAsia="Yu Gothic" w:hAnsi="Calibri"/>
-        </w:rPr>
-        <w:t xml:space="preserve">Even after checking the matching clues, the User may mistakenly complain about someone else's photo, and this cannot be prevented. The System only shows the liability and asks for confirmation (3.2.1).</w:t>
       </w:r>
     </w:p>
     <w:p>
@@ -14141,7 +14177,7 @@
         <w:rPr>
           <w:rFonts w:ascii="Calibri" w:eastAsia="Yu Gothic" w:hAnsi="Calibri"/>
         </w:rPr>
-        <w:t xml:space="preserve">The judgment that this does not constitute unauthorized practice of law is NRSD's interpretation based on the Ministry of Justice's guidelines and requires confirmation by experts (L-10“Handling of legal business (unauthorized practice of law) (Japan)”).</w:t>
+        <w:t xml:space="preserve">The gaps of this chapter follow the table in Chapter 13, 4.1 “Gaps in the mechanism” (the rows whose chapter column is this chapter; with why they cannot be closed, the extent addressed, the remaining risks, and who bears them) (not reproduced in this chapter).</w:t>
       </w:r>
     </w:p>
     <w:p>
